--- a/대본/4부/04화_Live_Demo.docx
+++ b/대본/4부/04화_Live_Demo.docx
@@ -1438,13 +1438,13 @@
         </w:numPr>
       </w:pPr>
       <w:r>
-        <w:t xml:space="preserve">ELENA: Let me tell you about one night. Years ago. My ER. A young woman. Her nose.</w:t>
-      </w:r>
-      <w:r>
-        <w:t xml:space="preserve"> </w:t>
-      </w:r>
-      <w:r>
-        <w:t xml:space="preserve">엘레나: 어느 밤 얘기를 해 드릴게요. 몇 년 전. 제 응급실. 젊은 여성. 코였어요.</w:t>
+        <w:t xml:space="preserve">ELENA: One night. Years ago. My ER. A young woman. An occlusion. Her nose.</w:t>
+      </w:r>
+      <w:r>
+        <w:t xml:space="preserve"> </w:t>
+      </w:r>
+      <w:r>
+        <w:t xml:space="preserve">엘레나: 어느 밤. 몇 년 전. 제 응급실. 젊은 여성. 혈관 폐색. 코였어요.</w:t>
       </w:r>
     </w:p>
     <w:p>

--- a/대본/4부/04화_Live_Demo.docx
+++ b/대본/4부/04화_Live_Demo.docx
@@ -2,7 +2,7 @@
 <file path=word/document.xml><?xml version="1.0" encoding="utf-8"?>
 <w:document xmlns:w="http://schemas.openxmlformats.org/wordprocessingml/2006/main" xmlns:m="http://schemas.openxmlformats.org/officeDocument/2006/math" xmlns:r="http://schemas.openxmlformats.org/officeDocument/2006/relationships" xmlns:o="urn:schemas-microsoft-com:office:office" xmlns:v="urn:schemas-microsoft-com:vml" xmlns:w10="urn:schemas-microsoft-com:office:word" xmlns:a="http://schemas.openxmlformats.org/drawingml/2006/main" xmlns:pic="http://schemas.openxmlformats.org/drawingml/2006/picture" xmlns:wp="http://schemas.openxmlformats.org/drawingml/2006/wordprocessingDrawing">
   <w:body>
-    <w:bookmarkStart w:id="31" w:name="ship-it-4부-4화"/>
+    <w:bookmarkStart w:id="32" w:name="ship-it-4부-4화"/>
     <w:p>
       <w:pPr>
         <w:pStyle w:val="Heading1"/>
@@ -95,7 +95,7 @@
         <w:t xml:space="preserve"> </w:t>
       </w:r>
       <w:r>
-        <w:t xml:space="preserve">- 규칙: 지문 없음. 전 화 100% 「화자명: 대사」. 1턴 15단어 이내.</w:t>
+        <w:t xml:space="preserve">- 규칙: 지문 없음. 전 화 100% 「화자명: 대사」. 1턴 15단어 이내 + 긴 턴 10~15회(25~35단어).</w:t>
       </w:r>
       <w:r>
         <w:t xml:space="preserve"> </w:t>
@@ -428,13 +428,13 @@
         </w:numPr>
       </w:pPr>
       <w:r>
-        <w:t xml:space="preserve">DIANE: The forearm test is a demonstration. Not data. Say those words. Out loud.</w:t>
-      </w:r>
-      <w:r>
-        <w:t xml:space="preserve"> </w:t>
-      </w:r>
-      <w:r>
-        <w:t xml:space="preserve">다이앤: 팔뚝 테스트는 시연이에요. 데이터가 아니고요. 그 말을 해요. 소리 내서.</w:t>
+        <w:t xml:space="preserve">DIANE: The forearm test is a demonstration, not data. One arm, one person, no control group. Say those exact words, out loud, so no doctor walks out quoting it as a study.</w:t>
+      </w:r>
+      <w:r>
+        <w:t xml:space="preserve"> </w:t>
+      </w:r>
+      <w:r>
+        <w:t xml:space="preserve">다이앤: 팔뚝 테스트는 시연이에요. 데이터가 아니고요. 팔 하나, 사람 하나, 대조군 없음. 그 말을 정확히, 소리 내서 해요. 어떤 의사도 그걸 연구처럼 인용하며 나가지 않게.</w:t>
       </w:r>
     </w:p>
     <w:p>
@@ -549,13 +549,13 @@
         </w:numPr>
       </w:pPr>
       <w:r>
-        <w:t xml:space="preserve">WADE: Brian Cole. Plastic surgeon. He thinks every new filler is a gimmick.</w:t>
-      </w:r>
-      <w:r>
-        <w:t xml:space="preserve"> </w:t>
-      </w:r>
-      <w:r>
-        <w:t xml:space="preserve">웨이드: 브라이언 콜. 성형외과. 신제품 필러는 다 꼼수라고 생각하죠.</w:t>
+        <w:t xml:space="preserve">WADE: Brian Cole, plastic surgeon. He thinks every new filler is a gimmick, and he usually says so in the first five minutes. But if you convince him, half this room follows.</w:t>
+      </w:r>
+      <w:r>
+        <w:t xml:space="preserve"> </w:t>
+      </w:r>
+      <w:r>
+        <w:t xml:space="preserve">웨이드: 브라이언 콜, 성형외과 의사. 신제품 필러는 다 꼼수라고 생각하고, 보통 처음 5분 안에 그렇게 말해요. 하지만 그 사람을 설득하면, 이 방 절반이 따라와요.</w:t>
       </w:r>
     </w:p>
     <w:p>
@@ -695,13 +695,13 @@
         </w:numPr>
       </w:pPr>
       <w:r>
-        <w:t xml:space="preserve">ELENA: First, I mark the danger zone. As you can see, the facial artery runs here.</w:t>
-      </w:r>
-      <w:r>
-        <w:t xml:space="preserve"> </w:t>
-      </w:r>
-      <w:r>
-        <w:t xml:space="preserve">엘레나: 먼저 위험 부위를 표시해요. 보시다시피 안면 동맥이 여기로 지나가요.</w:t>
+        <w:t xml:space="preserve">ELENA: First, I mark the danger zone. As you can see, the facial artery runs right here, along this line. I’m drawing it so all of us remember where not to go.</w:t>
+      </w:r>
+      <w:r>
+        <w:t xml:space="preserve"> </w:t>
+      </w:r>
+      <w:r>
+        <w:t xml:space="preserve">엘레나: 먼저 위험 부위를 표시해요. 보시다시피 안면 동맥이 바로 여기, 이 선을 따라 지나가요. 어디로 가면 안 되는지 우리 모두 기억하도록 그려 두는 거예요.</w:t>
       </w:r>
     </w:p>
     <w:p>
@@ -1003,13 +1003,13 @@
         </w:numPr>
       </w:pPr>
       <w:r>
-        <w:t xml:space="preserve">ELENA: Faster to dissolve. Not instant. Not an eraser. I still inject carefully.</w:t>
-      </w:r>
-      <w:r>
-        <w:t xml:space="preserve"> </w:t>
-      </w:r>
-      <w:r>
-        <w:t xml:space="preserve">엘레나: 더 빨리 녹는 거예요. 즉시가 아니라. 지우개도 아니고요. 전 여전히 신중하게 주입해요.</w:t>
+        <w:t xml:space="preserve">ELENA: Faster to dissolve, yes. But not instant, and not an eraser. If something goes wrong, I still lose minutes. So I inject as carefully as with any other filler.</w:t>
+      </w:r>
+      <w:r>
+        <w:t xml:space="preserve"> </w:t>
+      </w:r>
+      <w:r>
+        <w:t xml:space="preserve">엘레나: 더 빨리 녹는 건 맞아요. 하지만 즉시도 아니고, 지우개도 아니에요. 문제가 생기면 여전히 몇 분을 잃어요. 그래서 다른 어떤 필러만큼이나 신중하게 주입해요.</w:t>
       </w:r>
     </w:p>
     <w:p>
@@ -1285,13 +1285,13 @@
         </w:numPr>
       </w:pPr>
       <w:r>
-        <w:t xml:space="preserve">ELENA: Left arm, a small bead of Veyra Fill. Right arm, Lumaderm. Same volume.</w:t>
-      </w:r>
-      <w:r>
-        <w:t xml:space="preserve"> </w:t>
-      </w:r>
-      <w:r>
-        <w:t xml:space="preserve">엘레나: 왼팔엔 베이라 필 작은 방울. 오른팔엔 루마덤. 같은 양.</w:t>
+        <w:t xml:space="preserve">ELENA: Here’s the setup. On my left arm, a small bead of Veyra Fill. On my right arm, Lumaderm. Same volume, same depth, so the only difference is the product.</w:t>
+      </w:r>
+      <w:r>
+        <w:t xml:space="preserve"> </w:t>
+      </w:r>
+      <w:r>
+        <w:t xml:space="preserve">엘레나: 설정은 이래요. 왼팔엔 베이라 필 작은 방울. 오른팔엔 루마덤. 같은 양, 같은 깊이. 그래서 유일한 차이는 제품이에요.</w:t>
       </w:r>
     </w:p>
     <w:p>
@@ -1353,13 +1353,13 @@
         </w:numPr>
       </w:pPr>
       <w:r>
-        <w:t xml:space="preserve">COLE: …Two firm beads. Similar size. Okay. No trick so far.</w:t>
-      </w:r>
-      <w:r>
-        <w:t xml:space="preserve"> </w:t>
-      </w:r>
-      <w:r>
-        <w:t xml:space="preserve">콜: …단단한 방울 두 개. 비슷한 크기. 좋아요. 아직은 속임수 없네요.</w:t>
+        <w:t xml:space="preserve">COLE: …Two firm beads, about the same size, both right where she said they’d be. Okay. No trick so far, but I’m watching the timers myself, very closely.</w:t>
+      </w:r>
+      <w:r>
+        <w:t xml:space="preserve"> </w:t>
+      </w:r>
+      <w:r>
+        <w:t xml:space="preserve">콜: …단단한 방울 두 개, 크기도 비슷하고, 둘 다 말한 그 자리에 있네요. 좋아요. 아직은 속임수 없어요. 하지만 타이머는 제가 직접, 아주 자세히 볼 거예요.</w:t>
       </w:r>
     </w:p>
     <w:p>
@@ -1506,13 +1506,13 @@
         </w:numPr>
       </w:pPr>
       <w:r>
-        <w:t xml:space="preserve">ELENA: She has a small scar today. She’s fine. But I never forgot that clock.</w:t>
-      </w:r>
-      <w:r>
-        <w:t xml:space="preserve"> </w:t>
-      </w:r>
-      <w:r>
-        <w:t xml:space="preserve">엘레나: 지금 작은 흉터가 있어요. 괜찮아요. 하지만 그 시계를 잊은 적 없어요.</w:t>
+        <w:t xml:space="preserve">ELENA: She has a small scar today, and she’s fine, she really is. But I never forgot that clock. That’s why I care about speed. Not for marketing. For the next patient.</w:t>
+      </w:r>
+      <w:r>
+        <w:t xml:space="preserve"> </w:t>
+      </w:r>
+      <w:r>
+        <w:t xml:space="preserve">엘레나: 지금 작은 흉터가 있어요. 괜찮아요, 정말로요. 하지만 그 시계를 잊은 적 없어요. 그래서 전 속도에 신경 써요. 마케팅 때문이 아니라. 다음 환자를 위해서요.</w:t>
       </w:r>
     </w:p>
     <w:p>
@@ -1676,13 +1676,13 @@
         </w:numPr>
       </w:pPr>
       <w:r>
-        <w:t xml:space="preserve">ELENA: Our study says two point eight times faster. Forty subjects. Blinded. That’s the data.</w:t>
-      </w:r>
-      <w:r>
-        <w:t xml:space="preserve"> </w:t>
-      </w:r>
-      <w:r>
-        <w:t xml:space="preserve">엘레나: 저희 연구는 2.8배 빠르다고 해요. 40명. 눈가림. 그게 데이터예요.</w:t>
+        <w:t xml:space="preserve">ELENA: And this is why I keep repeating myself. Our study says two point eight times faster, with forty subjects, blinded. That’s the data. What you just felt is one arm.</w:t>
+      </w:r>
+      <w:r>
+        <w:t xml:space="preserve"> </w:t>
+      </w:r>
+      <w:r>
+        <w:t xml:space="preserve">엘레나: 그래서 제가 같은 말을 계속 반복하는 거예요. 저희 연구는 40명, 눈가림으로 2.8배 빠르다고 해요. 그게 데이터예요. 방금 만져 보신 건 팔 하나고요.</w:t>
       </w:r>
     </w:p>
     <w:p>
@@ -1805,13 +1805,13 @@
         </w:numPr>
       </w:pPr>
       <w:r>
-        <w:t xml:space="preserve">COLE: No scripts. No hiding limitations. No paying for opinions.</w:t>
-      </w:r>
-      <w:r>
-        <w:t xml:space="preserve"> </w:t>
-      </w:r>
-      <w:r>
-        <w:t xml:space="preserve">콜: 대본 금지. 한계 숨기기 금지. 의견에 돈 주기 금지.</w:t>
+        <w:t xml:space="preserve">COLE: No scripts written by marketing. No hiding the limitations in tiny print. And no paying doctors for opinions they don’t really hold. Do that, and I’ll take you seriously.</w:t>
+      </w:r>
+      <w:r>
+        <w:t xml:space="preserve"> </w:t>
+      </w:r>
+      <w:r>
+        <w:t xml:space="preserve">콜: 마케팅이 쓴 대본 금지. 한계를 깨알 같은 글씨에 숨기기 금지. 그리고 진심도 아닌 의견에 의사들한테 돈 주기 금지. 그렇게 하면 진지하게 봐 드리죠.</w:t>
       </w:r>
     </w:p>
     <w:p>
@@ -1890,13 +1890,13 @@
         </w:numPr>
       </w:pPr>
       <w:r>
-        <w:t xml:space="preserve">NOAH: Rule four. Fair market pay for time. Published on Open Payments.</w:t>
-      </w:r>
-      <w:r>
-        <w:t xml:space="preserve"> </w:t>
-      </w:r>
-      <w:r>
-        <w:t xml:space="preserve">노아: 규칙 4. 시간에 대한 공정 시장 가치 보수. 오픈 페이먼츠에 공개.</w:t>
+        <w:t xml:space="preserve">NOAH: Rule four. Faculty are paid fair market value for their time, not for their opinions. And every payment is published on Open Payments, so anyone can check it.</w:t>
+      </w:r>
+      <w:r>
+        <w:t xml:space="preserve"> </w:t>
+      </w:r>
+      <w:r>
+        <w:t xml:space="preserve">노아: 규칙 4. 교수진은 의견이 아니라 시간에 대해 공정 시장 가치로 보수를 받아요. 그리고 모든 지급 내역은 오픈 페이먼츠에 공개돼서, 누구나 확인할 수 있어요.</w:t>
       </w:r>
     </w:p>
     <w:p>
@@ -1924,13 +1924,13 @@
         </w:numPr>
       </w:pPr>
       <w:r>
-        <w:t xml:space="preserve">NOAH: Rule five. They’re allowed. We’d rather hear it inside.</w:t>
-      </w:r>
-      <w:r>
-        <w:t xml:space="preserve"> </w:t>
-      </w:r>
-      <w:r>
-        <w:t xml:space="preserve">노아: 규칙 5. 허용돼요. 안에서 듣는 게 낫거든요.</w:t>
+        <w:t xml:space="preserve">NOAH: Rule five. They’re allowed to criticize us, even in public. Honestly, we’d rather hear it inside the program than read it online later. Criticism is cheaper early.</w:t>
+      </w:r>
+      <w:r>
+        <w:t xml:space="preserve"> </w:t>
+      </w:r>
+      <w:r>
+        <w:t xml:space="preserve">노아: 규칙 5. 우리를 비판해도 돼요. 공개적으로도요. 솔직히, 나중에 온라인에서 읽느니 프로그램 안에서 듣는 게 낫거든요. 비판은 일찍 들을수록 싸요.</w:t>
       </w:r>
     </w:p>
     <w:p>
@@ -2257,13 +2257,13 @@
         </w:numPr>
       </w:pPr>
       <w:r>
-        <w:t xml:space="preserve">ELENA: It’s my story too. That night was my clock. I’ll text her. To ask.</w:t>
-      </w:r>
-      <w:r>
-        <w:t xml:space="preserve"> </w:t>
-      </w:r>
-      <w:r>
-        <w:t xml:space="preserve">엘레나: 내 이야기이기도 해요. 그날 밤은 내 시계였으니까. 문자해서 물어볼게요.</w:t>
+        <w:t xml:space="preserve">ELENA: It’s my story too. That night was my clock, and I carry it every day. But it’s her face, so I’ll text her tonight and ask before I tell it again.</w:t>
+      </w:r>
+      <w:r>
+        <w:t xml:space="preserve"> </w:t>
+      </w:r>
+      <w:r>
+        <w:t xml:space="preserve">엘레나: 내 이야기이기도 해요. 그날 밤은 내 시계였고, 매일 그걸 안고 살아요. 하지만 그건 그녀의 얼굴이니까, 오늘 밤 문자해서 다시 말하기 전에 물어볼게요.</w:t>
       </w:r>
     </w:p>
     <w:p>
@@ -2444,13 +2444,49 @@
         </w:numPr>
       </w:pPr>
       <w:r>
-        <w:t xml:space="preserve">DEREK: I know. But it sounds logical. That’s why it’s dangerous.</w:t>
-      </w:r>
-      <w:r>
-        <w:t xml:space="preserve"> </w:t>
-      </w:r>
-      <w:r>
-        <w:t xml:space="preserve">데릭: 알아요. 하지만 그럴듯하게 들리죠. 그래서 위험해요.</w:t>
+        <w:t xml:space="preserve">DEREK: I know it’s false. But it sounds logical, and that’s why it’s dangerous. A busy doctor hears</w:t>
+      </w:r>
+      <w:r>
+        <w:t xml:space="preserve"> </w:t>
+      </w:r>
+      <w:r>
+        <w:t xml:space="preserve">‘</w:t>
+      </w:r>
+      <w:r>
+        <w:t xml:space="preserve">faster to dissolve</w:t>
+      </w:r>
+      <w:r>
+        <w:t xml:space="preserve">’</w:t>
+      </w:r>
+      <w:r>
+        <w:t xml:space="preserve"> </w:t>
+      </w:r>
+      <w:r>
+        <w:t xml:space="preserve">and thinks</w:t>
+      </w:r>
+      <w:r>
+        <w:t xml:space="preserve"> </w:t>
+      </w:r>
+      <w:r>
+        <w:t xml:space="preserve">‘</w:t>
+      </w:r>
+      <w:r>
+        <w:t xml:space="preserve">breaks down faster.</w:t>
+      </w:r>
+      <w:r>
+        <w:t xml:space="preserve">’</w:t>
+      </w:r>
+      <w:r>
+        <w:t xml:space="preserve"> </w:t>
+      </w:r>
+      <w:r>
+        <w:t xml:space="preserve">Nobody checks the twelve-month data.</w:t>
+      </w:r>
+      <w:r>
+        <w:t xml:space="preserve"> </w:t>
+      </w:r>
+      <w:r>
+        <w:t xml:space="preserve">데릭: 거짓인 거 알아요. 하지만 그럴듯하게 들리고, 그래서 위험해요. 바쁜 의사는 ’더 빨리 녹는다’를 듣고 ’더 빨리 분해된다’고 생각해요. 12개월 데이터는 아무도 확인 안 하죠.</w:t>
       </w:r>
     </w:p>
     <w:p>
@@ -2496,7 +2532,7 @@
     </w:p>
     <w:bookmarkEnd w:id="25"/>
     <w:bookmarkEnd w:id="26"/>
-    <w:bookmarkStart w:id="30" w:name="학습-부록"/>
+    <w:bookmarkStart w:id="31" w:name="학습-부록"/>
     <w:p>
       <w:pPr>
         <w:pStyle w:val="Heading2"/>
@@ -3635,8 +3671,284 @@
       </w:r>
     </w:p>
     <w:bookmarkEnd w:id="29"/>
+    <w:bookmarkStart w:id="30" w:name="긴-발화-분석"/>
+    <w:p>
+      <w:pPr>
+        <w:pStyle w:val="Heading3"/>
+      </w:pPr>
+      <w:r>
+        <w:t xml:space="preserve">④ 긴 발화 분석</w:t>
+      </w:r>
+    </w:p>
+    <w:p>
+      <w:pPr>
+        <w:pStyle w:val="BlockText"/>
+      </w:pPr>
+      <w:r>
+        <w:rPr>
+          <w:bCs/>
+          <w:b/>
+        </w:rPr>
+        <w:t xml:space="preserve">77턴 ELENA:</w:t>
+      </w:r>
+      <w:r>
+        <w:t xml:space="preserve"> </w:t>
+      </w:r>
+      <w:r>
+        <w:t xml:space="preserve">“</w:t>
+      </w:r>
+      <w:r>
+        <w:t xml:space="preserve">And this is why I keep repeating myself. Our study says two point eight times faster, with forty subjects, blinded. That’s the data. What you just felt is one arm.</w:t>
+      </w:r>
+      <w:r>
+        <w:t xml:space="preserve">”</w:t>
+      </w:r>
+    </w:p>
+    <w:tbl>
+      <w:tblPr>
+        <w:tblStyle w:val="Table"/>
+        <w:tblW w:type="pct" w:w="5000"/>
+        <w:tblLook w:firstRow="1" w:lastRow="0" w:firstColumn="0" w:lastColumn="0" w:noHBand="0" w:noVBand="0" w:val="0020"/>
+        <w:jc w:val="start"/>
+      </w:tblPr>
+      <w:tblGrid>
+        <w:gridCol w:w="2640"/>
+        <w:gridCol w:w="2640"/>
+        <w:gridCol w:w="2640"/>
+      </w:tblGrid>
+      <w:tr>
+        <w:trPr>
+          <w:tblHeader w:val="true"/>
+        </w:trPr>
+        <w:tc>
+          <w:tcPr/>
+          <w:p>
+            <w:pPr>
+              <w:pStyle w:val="Compact"/>
+              <w:jc w:val="left"/>
+            </w:pPr>
+            <w:r>
+              <w:t xml:space="preserve">구조</w:t>
+            </w:r>
+          </w:p>
+        </w:tc>
+        <w:tc>
+          <w:tcPr/>
+          <w:p>
+            <w:pPr>
+              <w:pStyle w:val="Compact"/>
+              <w:jc w:val="left"/>
+            </w:pPr>
+            <w:r>
+              <w:t xml:space="preserve">영어</w:t>
+            </w:r>
+          </w:p>
+        </w:tc>
+        <w:tc>
+          <w:tcPr/>
+          <w:p>
+            <w:pPr>
+              <w:pStyle w:val="Compact"/>
+              <w:jc w:val="left"/>
+            </w:pPr>
+            <w:r>
+              <w:t xml:space="preserve">기능</w:t>
+            </w:r>
+          </w:p>
+        </w:tc>
+      </w:tr>
+      <w:tr>
+        <w:tc>
+          <w:tcPr/>
+          <w:p>
+            <w:pPr>
+              <w:pStyle w:val="Compact"/>
+              <w:jc w:val="left"/>
+            </w:pPr>
+            <w:r>
+              <w:t xml:space="preserve">① 예고(반복의 이유)</w:t>
+            </w:r>
+          </w:p>
+        </w:tc>
+        <w:tc>
+          <w:tcPr/>
+          <w:p>
+            <w:pPr>
+              <w:pStyle w:val="Compact"/>
+              <w:jc w:val="left"/>
+            </w:pPr>
+            <w:r>
+              <w:t xml:space="preserve">And this is why I keep repeating myself.</w:t>
+            </w:r>
+          </w:p>
+        </w:tc>
+        <w:tc>
+          <w:tcPr/>
+          <w:p>
+            <w:pPr>
+              <w:pStyle w:val="Compact"/>
+              <w:jc w:val="left"/>
+            </w:pPr>
+            <w:r>
+              <w:t xml:space="preserve">방금 본 극적인 장면에서 한 걸음 물러서게 함</w:t>
+            </w:r>
+          </w:p>
+        </w:tc>
+      </w:tr>
+      <w:tr>
+        <w:tc>
+          <w:tcPr/>
+          <w:p>
+            <w:pPr>
+              <w:pStyle w:val="Compact"/>
+              <w:jc w:val="left"/>
+            </w:pPr>
+            <w:r>
+              <w:t xml:space="preserve">② 근거(진짜 데이터)</w:t>
+            </w:r>
+          </w:p>
+        </w:tc>
+        <w:tc>
+          <w:tcPr/>
+          <w:p>
+            <w:pPr>
+              <w:pStyle w:val="Compact"/>
+              <w:jc w:val="left"/>
+            </w:pPr>
+            <w:r>
+              <w:t xml:space="preserve">Our study says two point eight times faster, with forty subjects, blinded. That’s the data.</w:t>
+            </w:r>
+          </w:p>
+        </w:tc>
+        <w:tc>
+          <w:tcPr/>
+          <w:p>
+            <w:pPr>
+              <w:pStyle w:val="Compact"/>
+              <w:jc w:val="left"/>
+            </w:pPr>
+            <w:r>
+              <w:t xml:space="preserve">주장의 진짜 근거를 숫자·조건과 함께 제시</w:t>
+            </w:r>
+          </w:p>
+        </w:tc>
+      </w:tr>
+      <w:tr>
+        <w:tc>
+          <w:tcPr/>
+          <w:p>
+            <w:pPr>
+              <w:pStyle w:val="Compact"/>
+              <w:jc w:val="left"/>
+            </w:pPr>
+            <w:r>
+              <w:t xml:space="preserve">③ 대비(시연의 한계)</w:t>
+            </w:r>
+          </w:p>
+        </w:tc>
+        <w:tc>
+          <w:tcPr/>
+          <w:p>
+            <w:pPr>
+              <w:pStyle w:val="Compact"/>
+              <w:jc w:val="left"/>
+            </w:pPr>
+            <w:r>
+              <w:t xml:space="preserve">What you just felt is one arm.</w:t>
+            </w:r>
+          </w:p>
+        </w:tc>
+        <w:tc>
+          <w:tcPr/>
+          <w:p>
+            <w:pPr>
+              <w:pStyle w:val="Compact"/>
+              <w:jc w:val="left"/>
+            </w:pPr>
+            <w:r>
+              <w:t xml:space="preserve">시연은 데이터가 아님을 청중의 경험으로 정리</w:t>
+            </w:r>
+          </w:p>
+        </w:tc>
+      </w:tr>
+    </w:tbl>
+    <w:p>
+      <w:pPr>
+        <w:pStyle w:val="BodyText"/>
+      </w:pPr>
+      <w:r>
+        <w:rPr>
+          <w:bCs/>
+          <w:b/>
+        </w:rPr>
+        <w:t xml:space="preserve">활용 패턴:</w:t>
+      </w:r>
+      <w:r>
+        <w:t xml:space="preserve"> </w:t>
+      </w:r>
+      <w:r>
+        <w:t xml:space="preserve">“</w:t>
+      </w:r>
+      <w:r>
+        <w:t xml:space="preserve">This is why…</w:t>
+      </w:r>
+      <w:r>
+        <w:t xml:space="preserve">”</w:t>
+      </w:r>
+      <w:r>
+        <w:t xml:space="preserve"> </w:t>
+      </w:r>
+      <w:r>
+        <w:t xml:space="preserve">→ 데이터(숫자·조건) →</w:t>
+      </w:r>
+      <w:r>
+        <w:t xml:space="preserve"> </w:t>
+      </w:r>
+      <w:r>
+        <w:t xml:space="preserve">“</w:t>
+      </w:r>
+      <w:r>
+        <w:t xml:space="preserve">That’s the data. What you saw is…</w:t>
+      </w:r>
+      <w:r>
+        <w:t xml:space="preserve">”</w:t>
+      </w:r>
+      <w:r>
+        <w:t xml:space="preserve"> </w:t>
+      </w:r>
+      <w:r>
+        <w:rPr>
+          <w:bCs/>
+          <w:b/>
+        </w:rPr>
+        <w:t xml:space="preserve">연결 표현:</w:t>
+      </w:r>
+      <w:r>
+        <w:t xml:space="preserve"> </w:t>
+      </w:r>
+      <w:r>
+        <w:t xml:space="preserve">This is why…(이래서 ~하는 것이다) · with…(~을 대상으로) · What you just felt is…(방금 느낀 것은 ~이다)</w:t>
+      </w:r>
+      <w:r>
+        <w:t xml:space="preserve"> </w:t>
+      </w:r>
+      <w:r>
+        <w:rPr>
+          <w:bCs/>
+          <w:b/>
+        </w:rPr>
+        <w:t xml:space="preserve">연습:</w:t>
+      </w:r>
+      <w:r>
+        <w:t xml:space="preserve"> </w:t>
+      </w:r>
+      <w:r>
+        <w:t xml:space="preserve">고객 한 명의 성공 사례를 소개한 뒤, 같은 구조로 전체 데이터와 사례의 한계를 30단어 안팎으로 구분해 말해 보기.</w:t>
+      </w:r>
+    </w:p>
     <w:bookmarkEnd w:id="30"/>
     <w:bookmarkEnd w:id="31"/>
+    <w:bookmarkEnd w:id="32"/>
     <w:sectPr/>
   </w:body>
 </w:document>

--- a/대본/4부/04화_Live_Demo.docx
+++ b/대본/4부/04화_Live_Demo.docx
@@ -2,7 +2,7 @@
 <file path=word/document.xml><?xml version="1.0" encoding="utf-8"?>
 <w:document xmlns:w="http://schemas.openxmlformats.org/wordprocessingml/2006/main" xmlns:m="http://schemas.openxmlformats.org/officeDocument/2006/math" xmlns:r="http://schemas.openxmlformats.org/officeDocument/2006/relationships" xmlns:o="urn:schemas-microsoft-com:office:office" xmlns:v="urn:schemas-microsoft-com:vml" xmlns:w10="urn:schemas-microsoft-com:office:word" xmlns:a="http://schemas.openxmlformats.org/drawingml/2006/main" xmlns:pic="http://schemas.openxmlformats.org/drawingml/2006/picture" xmlns:wp="http://schemas.openxmlformats.org/drawingml/2006/wordprocessingDrawing">
   <w:body>
-    <w:bookmarkStart w:id="32" w:name="ship-it-4부-4화"/>
+    <w:bookmarkStart w:id="38" w:name="ship-it-4부-4화"/>
     <w:p>
       <w:pPr>
         <w:pStyle w:val="Heading1"/>
@@ -286,163 +286,79 @@
     </w:p>
     <w:p>
       <w:pPr>
-        <w:numPr>
-          <w:ilvl w:val="0"/>
-          <w:numId w:val="1001"/>
-        </w:numPr>
+        <w:pStyle w:val="FirstParagraph"/>
       </w:pPr>
       <w:r>
         <w:t xml:space="preserve">WADE: Fifty seats. Fifty-three doctors. Three are standing. Happy?</w:t>
       </w:r>
-      <w:r>
-        <w:t xml:space="preserve"> </w:t>
-      </w:r>
-      <w:r>
-        <w:t xml:space="preserve">웨이드: 50석. 의사 53명. 세 명은 서 있어요. 만족해요?</w:t>
-      </w:r>
-    </w:p>
-    <w:p>
-      <w:pPr>
-        <w:numPr>
-          <w:ilvl w:val="0"/>
-          <w:numId w:val="1001"/>
-        </w:numPr>
+    </w:p>
+    <w:p>
+      <w:pPr>
+        <w:pStyle w:val="BodyText"/>
       </w:pPr>
       <w:r>
         <w:t xml:space="preserve">ZOE: Very happy. Thank you, Dr. Wade.</w:t>
       </w:r>
-      <w:r>
-        <w:t xml:space="preserve"> </w:t>
-      </w:r>
-      <w:r>
-        <w:t xml:space="preserve">조이: 아주요. 감사합니다, 웨이드 선생님.</w:t>
-      </w:r>
-    </w:p>
-    <w:p>
-      <w:pPr>
-        <w:numPr>
-          <w:ilvl w:val="0"/>
-          <w:numId w:val="1001"/>
-        </w:numPr>
+    </w:p>
+    <w:p>
+      <w:pPr>
+        <w:pStyle w:val="BodyText"/>
       </w:pPr>
       <w:r>
         <w:t xml:space="preserve">ELENA: Where’s my model? I need to check the consent form again.</w:t>
       </w:r>
-      <w:r>
-        <w:t xml:space="preserve"> </w:t>
-      </w:r>
-      <w:r>
-        <w:t xml:space="preserve">엘레나: 모델은 어디 있어요? 동의서를 다시 확인해야 해요.</w:t>
-      </w:r>
-    </w:p>
-    <w:p>
-      <w:pPr>
-        <w:numPr>
-          <w:ilvl w:val="0"/>
-          <w:numId w:val="1001"/>
-        </w:numPr>
+    </w:p>
+    <w:p>
+      <w:pPr>
+        <w:pStyle w:val="BodyText"/>
       </w:pPr>
       <w:r>
         <w:t xml:space="preserve">CARMEN: Right here. Carmen Ortiz. I signed everything twice. I’m a little nervous.</w:t>
       </w:r>
-      <w:r>
-        <w:t xml:space="preserve"> </w:t>
-      </w:r>
-      <w:r>
-        <w:t xml:space="preserve">카르멘: 여기요. 카르멘 오르티즈. 전부 두 번씩 서명했어요. 좀 긴장돼요.</w:t>
-      </w:r>
-    </w:p>
-    <w:p>
-      <w:pPr>
-        <w:numPr>
-          <w:ilvl w:val="0"/>
-          <w:numId w:val="1001"/>
-        </w:numPr>
+    </w:p>
+    <w:p>
+      <w:pPr>
+        <w:pStyle w:val="BodyText"/>
       </w:pPr>
       <w:r>
         <w:t xml:space="preserve">ELENA: Me too, Carmen. That’s normal. Fifty doctors will watch my hands.</w:t>
       </w:r>
-      <w:r>
-        <w:t xml:space="preserve"> </w:t>
-      </w:r>
-      <w:r>
-        <w:t xml:space="preserve">엘레나: 나도요, 카르멘. 정상이에요. 의사 50명이 내 손을 볼 거예요.</w:t>
-      </w:r>
-    </w:p>
-    <w:p>
-      <w:pPr>
-        <w:numPr>
-          <w:ilvl w:val="0"/>
-          <w:numId w:val="1001"/>
-        </w:numPr>
+    </w:p>
+    <w:p>
+      <w:pPr>
+        <w:pStyle w:val="BodyText"/>
       </w:pPr>
       <w:r>
         <w:t xml:space="preserve">NOAH: Diane is on the phone. She wants one minute.</w:t>
       </w:r>
-      <w:r>
-        <w:t xml:space="preserve"> </w:t>
-      </w:r>
-      <w:r>
-        <w:t xml:space="preserve">노아: 다이앤이 전화에 있어요. 1분만 달래요.</w:t>
-      </w:r>
-    </w:p>
-    <w:p>
-      <w:pPr>
-        <w:numPr>
-          <w:ilvl w:val="0"/>
-          <w:numId w:val="1001"/>
-        </w:numPr>
+    </w:p>
+    <w:p>
+      <w:pPr>
+        <w:pStyle w:val="BodyText"/>
       </w:pPr>
       <w:r>
         <w:t xml:space="preserve">DIANE: Elena. Two rules today. First, stay on label. Smile lines only.</w:t>
       </w:r>
-      <w:r>
-        <w:t xml:space="preserve"> </w:t>
-      </w:r>
-      <w:r>
-        <w:t xml:space="preserve">다이앤: 엘레나. 오늘 규칙 둘. 첫째, 라벨 범위 지키기. 팔자주름만.</w:t>
-      </w:r>
-    </w:p>
-    <w:p>
-      <w:pPr>
-        <w:numPr>
-          <w:ilvl w:val="0"/>
-          <w:numId w:val="1001"/>
-        </w:numPr>
+    </w:p>
+    <w:p>
+      <w:pPr>
+        <w:pStyle w:val="BodyText"/>
       </w:pPr>
       <w:r>
         <w:t xml:space="preserve">ELENA: Of course. And second?</w:t>
       </w:r>
-      <w:r>
-        <w:t xml:space="preserve"> </w:t>
-      </w:r>
-      <w:r>
-        <w:t xml:space="preserve">엘레나: 물론이죠. 그리고 둘째?</w:t>
-      </w:r>
-    </w:p>
-    <w:p>
-      <w:pPr>
-        <w:numPr>
-          <w:ilvl w:val="0"/>
-          <w:numId w:val="1001"/>
-        </w:numPr>
+    </w:p>
+    <w:p>
+      <w:pPr>
+        <w:pStyle w:val="BodyText"/>
       </w:pPr>
       <w:r>
         <w:t xml:space="preserve">DIANE: The forearm test is a demonstration, not data. One arm, one person, no control group. Say those exact words, out loud, so no doctor walks out quoting it as a study.</w:t>
       </w:r>
-      <w:r>
-        <w:t xml:space="preserve"> </w:t>
-      </w:r>
-      <w:r>
-        <w:t xml:space="preserve">다이앤: 팔뚝 테스트는 시연이에요. 데이터가 아니고요. 팔 하나, 사람 하나, 대조군 없음. 그 말을 정확히, 소리 내서 해요. 어떤 의사도 그걸 연구처럼 인용하며 나가지 않게.</w:t>
-      </w:r>
-    </w:p>
-    <w:p>
-      <w:pPr>
-        <w:numPr>
-          <w:ilvl w:val="0"/>
-          <w:numId w:val="1001"/>
-        </w:numPr>
+    </w:p>
+    <w:p>
+      <w:pPr>
+        <w:pStyle w:val="BodyText"/>
       </w:pPr>
       <w:r>
         <w:t xml:space="preserve">ELENA:</w:t>
@@ -465,114 +381,45 @@
       <w:r>
         <w:t xml:space="preserve">I’ll say it three times.</w:t>
       </w:r>
-      <w:r>
-        <w:t xml:space="preserve"> </w:t>
-      </w:r>
-      <w:r>
-        <w:t xml:space="preserve">엘레나:</w:t>
-      </w:r>
-      <w:r>
-        <w:t xml:space="preserve"> </w:t>
-      </w:r>
-      <w:r>
-        <w:t xml:space="preserve">“</w:t>
-      </w:r>
-      <w:r>
-        <w:t xml:space="preserve">시연이지 데이터가 아니다.</w:t>
-      </w:r>
-      <w:r>
-        <w:t xml:space="preserve">”</w:t>
-      </w:r>
-      <w:r>
-        <w:t xml:space="preserve"> </w:t>
-      </w:r>
-      <w:r>
-        <w:t xml:space="preserve">세 번 말할게요.</w:t>
-      </w:r>
-    </w:p>
-    <w:p>
-      <w:pPr>
-        <w:numPr>
-          <w:ilvl w:val="0"/>
-          <w:numId w:val="1001"/>
-        </w:numPr>
+    </w:p>
+    <w:p>
+      <w:pPr>
+        <w:pStyle w:val="BodyText"/>
       </w:pPr>
       <w:r>
         <w:t xml:space="preserve">TASHA: The cameras are ready. One on your hands. One on Carmen’s face.</w:t>
       </w:r>
-      <w:r>
-        <w:t xml:space="preserve"> </w:t>
-      </w:r>
-      <w:r>
-        <w:t xml:space="preserve">타샤: 카메라 준비됐어요. 하나는 손에. 하나는 카르멘 얼굴에.</w:t>
-      </w:r>
-    </w:p>
-    <w:p>
-      <w:pPr>
-        <w:numPr>
-          <w:ilvl w:val="0"/>
-          <w:numId w:val="1001"/>
-        </w:numPr>
+    </w:p>
+    <w:p>
+      <w:pPr>
+        <w:pStyle w:val="BodyText"/>
       </w:pPr>
       <w:r>
         <w:t xml:space="preserve">DEREK: Haddad came. And Keisha. She passed on Tuesday. Ninety-four percent.</w:t>
       </w:r>
-      <w:r>
-        <w:t xml:space="preserve"> </w:t>
-      </w:r>
-      <w:r>
-        <w:t xml:space="preserve">데릭: 하다드 선생님 왔어요. 그리고 키샤도. 화요일에 합격했어요. 94점.</w:t>
-      </w:r>
-    </w:p>
-    <w:p>
-      <w:pPr>
-        <w:numPr>
-          <w:ilvl w:val="0"/>
-          <w:numId w:val="1001"/>
-        </w:numPr>
+    </w:p>
+    <w:p>
+      <w:pPr>
+        <w:pStyle w:val="BodyText"/>
       </w:pPr>
       <w:r>
         <w:t xml:space="preserve">ZOE: And the man in the third row? Arms crossed?</w:t>
       </w:r>
-      <w:r>
-        <w:t xml:space="preserve"> </w:t>
-      </w:r>
-      <w:r>
-        <w:t xml:space="preserve">조이: 그럼 세 번째 줄 남자는요? 팔짱 낀?</w:t>
-      </w:r>
-    </w:p>
-    <w:p>
-      <w:pPr>
-        <w:numPr>
-          <w:ilvl w:val="0"/>
-          <w:numId w:val="1001"/>
-        </w:numPr>
+    </w:p>
+    <w:p>
+      <w:pPr>
+        <w:pStyle w:val="BodyText"/>
       </w:pPr>
       <w:r>
         <w:t xml:space="preserve">WADE: Brian Cole, plastic surgeon. He thinks every new filler is a gimmick, and he usually says so in the first five minutes. But if you convince him, half this room follows.</w:t>
       </w:r>
-      <w:r>
-        <w:t xml:space="preserve"> </w:t>
-      </w:r>
-      <w:r>
-        <w:t xml:space="preserve">웨이드: 브라이언 콜, 성형외과 의사. 신제품 필러는 다 꼼수라고 생각하고, 보통 처음 5분 안에 그렇게 말해요. 하지만 그 사람을 설득하면, 이 방 절반이 따라와요.</w:t>
-      </w:r>
-    </w:p>
-    <w:p>
-      <w:pPr>
-        <w:numPr>
-          <w:ilvl w:val="0"/>
-          <w:numId w:val="1001"/>
-        </w:numPr>
+    </w:p>
+    <w:p>
+      <w:pPr>
+        <w:pStyle w:val="BodyText"/>
       </w:pPr>
       <w:r>
         <w:t xml:space="preserve">ELENA: Good. I like an audience that wants proof.</w:t>
-      </w:r>
-      <w:r>
-        <w:t xml:space="preserve"> </w:t>
-      </w:r>
-      <w:r>
-        <w:t xml:space="preserve">엘레나: 좋아요. 증거를 원하는 청중이 좋아요.</w:t>
       </w:r>
     </w:p>
     <w:bookmarkEnd w:id="21"/>
@@ -587,197 +434,95 @@
     </w:p>
     <w:p>
       <w:pPr>
-        <w:numPr>
-          <w:ilvl w:val="0"/>
-          <w:numId w:val="1002"/>
-        </w:numPr>
+        <w:pStyle w:val="FirstParagraph"/>
       </w:pPr>
       <w:r>
         <w:t xml:space="preserve">ELENA: Good morning. I’m Elena Ruiz. Today you’ll see everything. Even my mistakes.</w:t>
       </w:r>
-      <w:r>
-        <w:t xml:space="preserve"> </w:t>
-      </w:r>
-      <w:r>
-        <w:t xml:space="preserve">엘레나: 좋은 아침입니다. 엘레나 루이즈예요. 오늘 전부 보실 거예요. 제 실수까지도.</w:t>
-      </w:r>
-    </w:p>
-    <w:p>
-      <w:pPr>
-        <w:numPr>
-          <w:ilvl w:val="0"/>
-          <w:numId w:val="1002"/>
-        </w:numPr>
+    </w:p>
+    <w:p>
+      <w:pPr>
+        <w:pStyle w:val="BodyText"/>
       </w:pPr>
       <w:r>
         <w:t xml:space="preserve">COLE: Do you plan to make some?</w:t>
       </w:r>
-      <w:r>
-        <w:t xml:space="preserve"> </w:t>
-      </w:r>
-      <w:r>
-        <w:t xml:space="preserve">콜: 실수할 계획이에요?</w:t>
-      </w:r>
-    </w:p>
-    <w:p>
-      <w:pPr>
-        <w:numPr>
-          <w:ilvl w:val="0"/>
-          <w:numId w:val="1002"/>
-        </w:numPr>
+    </w:p>
+    <w:p>
+      <w:pPr>
+        <w:pStyle w:val="BodyText"/>
       </w:pPr>
       <w:r>
         <w:t xml:space="preserve">ELENA: Never planned. Always possible. That’s medicine. This is Carmen.</w:t>
       </w:r>
-      <w:r>
-        <w:t xml:space="preserve"> </w:t>
-      </w:r>
-      <w:r>
-        <w:t xml:space="preserve">엘레나: 계획한 적은 없죠. 늘 가능하고요. 그게 의학이에요. 이쪽은 카르멘.</w:t>
-      </w:r>
-    </w:p>
-    <w:p>
-      <w:pPr>
-        <w:numPr>
-          <w:ilvl w:val="0"/>
-          <w:numId w:val="1002"/>
-        </w:numPr>
+    </w:p>
+    <w:p>
+      <w:pPr>
+        <w:pStyle w:val="BodyText"/>
       </w:pPr>
       <w:r>
         <w:t xml:space="preserve">CARMEN: Hi, everyone. Please don’t stare at my wrinkles.</w:t>
       </w:r>
-      <w:r>
-        <w:t xml:space="preserve"> </w:t>
-      </w:r>
-      <w:r>
-        <w:t xml:space="preserve">카르멘: 안녕하세요, 여러분. 제 주름 너무 쳐다보지 마세요.</w:t>
-      </w:r>
-    </w:p>
-    <w:p>
-      <w:pPr>
-        <w:numPr>
-          <w:ilvl w:val="0"/>
-          <w:numId w:val="1002"/>
-        </w:numPr>
+    </w:p>
+    <w:p>
+      <w:pPr>
+        <w:pStyle w:val="BodyText"/>
       </w:pPr>
       <w:r>
         <w:t xml:space="preserve">WADE: We’re doctors, Carmen. That’s literally the job.</w:t>
       </w:r>
-      <w:r>
-        <w:t xml:space="preserve"> </w:t>
-      </w:r>
-      <w:r>
-        <w:t xml:space="preserve">웨이드: 우린 의사예요, 카르멘. 그게 말 그대로 일이에요.</w:t>
-      </w:r>
-    </w:p>
-    <w:p>
-      <w:pPr>
-        <w:numPr>
-          <w:ilvl w:val="0"/>
-          <w:numId w:val="1002"/>
-        </w:numPr>
+    </w:p>
+    <w:p>
+      <w:pPr>
+        <w:pStyle w:val="BodyText"/>
       </w:pPr>
       <w:r>
         <w:t xml:space="preserve">TASHA: Moderate smile lines. Both sides. Exactly our label indication.</w:t>
       </w:r>
-      <w:r>
-        <w:t xml:space="preserve"> </w:t>
-      </w:r>
-      <w:r>
-        <w:t xml:space="preserve">타샤: 중등도 팔자주름. 양쪽. 정확히 저희 라벨 적응증이에요.</w:t>
-      </w:r>
-    </w:p>
-    <w:p>
-      <w:pPr>
-        <w:numPr>
-          <w:ilvl w:val="0"/>
-          <w:numId w:val="1002"/>
-        </w:numPr>
+    </w:p>
+    <w:p>
+      <w:pPr>
+        <w:pStyle w:val="BodyText"/>
       </w:pPr>
       <w:r>
         <w:t xml:space="preserve">ELENA: First, I mark the danger zone. As you can see, the facial artery runs right here, along this line. I’m drawing it so all of us remember where not to go.</w:t>
       </w:r>
-      <w:r>
-        <w:t xml:space="preserve"> </w:t>
-      </w:r>
-      <w:r>
-        <w:t xml:space="preserve">엘레나: 먼저 위험 부위를 표시해요. 보시다시피 안면 동맥이 바로 여기, 이 선을 따라 지나가요. 어디로 가면 안 되는지 우리 모두 기억하도록 그려 두는 거예요.</w:t>
-      </w:r>
-    </w:p>
-    <w:p>
-      <w:pPr>
-        <w:numPr>
-          <w:ilvl w:val="0"/>
-          <w:numId w:val="1002"/>
-        </w:numPr>
+    </w:p>
+    <w:p>
+      <w:pPr>
+        <w:pStyle w:val="BodyText"/>
       </w:pPr>
       <w:r>
         <w:t xml:space="preserve">HADDAD: Needle or cannula?</w:t>
       </w:r>
-      <w:r>
-        <w:t xml:space="preserve"> </w:t>
-      </w:r>
-      <w:r>
-        <w:t xml:space="preserve">하다드: 바늘이에요, 캐뉼라예요?</w:t>
-      </w:r>
-    </w:p>
-    <w:p>
-      <w:pPr>
-        <w:numPr>
-          <w:ilvl w:val="0"/>
-          <w:numId w:val="1002"/>
-        </w:numPr>
+    </w:p>
+    <w:p>
+      <w:pPr>
+        <w:pStyle w:val="BodyText"/>
       </w:pPr>
       <w:r>
         <w:t xml:space="preserve">ELENA: Cannula for this area. Twenty-five gauge. Less risk near the artery.</w:t>
       </w:r>
-      <w:r>
-        <w:t xml:space="preserve"> </w:t>
-      </w:r>
-      <w:r>
-        <w:t xml:space="preserve">엘레나: 이 부위엔 캐뉼라. 25게이지. 동맥 근처 위험이 적어요.</w:t>
-      </w:r>
-    </w:p>
-    <w:p>
-      <w:pPr>
-        <w:numPr>
-          <w:ilvl w:val="0"/>
-          <w:numId w:val="1002"/>
-        </w:numPr>
+    </w:p>
+    <w:p>
+      <w:pPr>
+        <w:pStyle w:val="BodyText"/>
       </w:pPr>
       <w:r>
         <w:t xml:space="preserve">TASHA: Screen two. Watch her left hand. It’s checking the tissue.</w:t>
       </w:r>
-      <w:r>
-        <w:t xml:space="preserve"> </w:t>
-      </w:r>
-      <w:r>
-        <w:t xml:space="preserve">타샤: 2번 스크린. 왼손을 보세요. 조직을 확인하고 있어요.</w:t>
-      </w:r>
-    </w:p>
-    <w:p>
-      <w:pPr>
-        <w:numPr>
-          <w:ilvl w:val="0"/>
-          <w:numId w:val="1002"/>
-        </w:numPr>
+    </w:p>
+    <w:p>
+      <w:pPr>
+        <w:pStyle w:val="BodyText"/>
       </w:pPr>
       <w:r>
         <w:t xml:space="preserve">ELENA: Now I inject. Slowly. Notice how smoothly it flows.</w:t>
       </w:r>
-      <w:r>
-        <w:t xml:space="preserve"> </w:t>
-      </w:r>
-      <w:r>
-        <w:t xml:space="preserve">엘레나: 이제 주입해요. 천천히. 얼마나 부드럽게 흐르는지 보세요.</w:t>
-      </w:r>
-    </w:p>
-    <w:p>
-      <w:pPr>
-        <w:numPr>
-          <w:ilvl w:val="0"/>
-          <w:numId w:val="1002"/>
-        </w:numPr>
+    </w:p>
+    <w:p>
+      <w:pPr>
+        <w:pStyle w:val="BodyText"/>
       </w:pPr>
       <w:r>
         <w:t xml:space="preserve">KEISHA: Is that the</w:t>
@@ -800,420 +545,189 @@
       <w:r>
         <w:t xml:space="preserve">feeling?</w:t>
       </w:r>
-      <w:r>
-        <w:t xml:space="preserve"> </w:t>
-      </w:r>
-      <w:r>
-        <w:t xml:space="preserve">키샤: 그게</w:t>
-      </w:r>
-      <w:r>
-        <w:t xml:space="preserve"> </w:t>
-      </w:r>
-      <w:r>
-        <w:t xml:space="preserve">“</w:t>
-      </w:r>
-      <w:r>
-        <w:t xml:space="preserve">따뜻한 꿀</w:t>
-      </w:r>
-      <w:r>
-        <w:t xml:space="preserve">”</w:t>
-      </w:r>
-      <w:r>
-        <w:t xml:space="preserve"> </w:t>
-      </w:r>
-      <w:r>
-        <w:t xml:space="preserve">느낌이에요?</w:t>
-      </w:r>
-    </w:p>
-    <w:p>
-      <w:pPr>
-        <w:numPr>
-          <w:ilvl w:val="0"/>
-          <w:numId w:val="1002"/>
-        </w:numPr>
+    </w:p>
+    <w:p>
+      <w:pPr>
+        <w:pStyle w:val="BodyText"/>
       </w:pPr>
       <w:r>
         <w:t xml:space="preserve">ELENA: Exactly. Low extrusion force. My thumb isn’t working hard.</w:t>
       </w:r>
-      <w:r>
-        <w:t xml:space="preserve"> </w:t>
-      </w:r>
-      <w:r>
-        <w:t xml:space="preserve">엘레나: 바로 그거예요. 낮은 압출력. 엄지에 힘이 많이 안 들어가요.</w:t>
-      </w:r>
-    </w:p>
-    <w:p>
-      <w:pPr>
-        <w:numPr>
-          <w:ilvl w:val="0"/>
-          <w:numId w:val="1002"/>
-        </w:numPr>
+    </w:p>
+    <w:p>
+      <w:pPr>
+        <w:pStyle w:val="BodyText"/>
       </w:pPr>
       <w:r>
         <w:t xml:space="preserve">COLE: Every rep says their filler is smooth.</w:t>
       </w:r>
-      <w:r>
-        <w:t xml:space="preserve"> </w:t>
-      </w:r>
-      <w:r>
-        <w:t xml:space="preserve">콜: 영업 사원들은 다 자기 필러가 부드럽다고 해요.</w:t>
-      </w:r>
-    </w:p>
-    <w:p>
-      <w:pPr>
-        <w:numPr>
-          <w:ilvl w:val="0"/>
-          <w:numId w:val="1002"/>
-        </w:numPr>
+    </w:p>
+    <w:p>
+      <w:pPr>
+        <w:pStyle w:val="BodyText"/>
       </w:pPr>
       <w:r>
         <w:t xml:space="preserve">ELENA: Then come feel it. After the demo. Try the syringe yourself.</w:t>
       </w:r>
-      <w:r>
-        <w:t xml:space="preserve"> </w:t>
-      </w:r>
-      <w:r>
-        <w:t xml:space="preserve">엘레나: 그럼 와서 느껴 봐요. 시연 끝나고. 직접 주사기를 눌러 보세요.</w:t>
-      </w:r>
-    </w:p>
-    <w:p>
-      <w:pPr>
-        <w:numPr>
-          <w:ilvl w:val="0"/>
-          <w:numId w:val="1002"/>
-        </w:numPr>
+    </w:p>
+    <w:p>
+      <w:pPr>
+        <w:pStyle w:val="BodyText"/>
       </w:pPr>
       <w:r>
         <w:t xml:space="preserve">COLE: I will.</w:t>
       </w:r>
-      <w:r>
-        <w:t xml:space="preserve"> </w:t>
-      </w:r>
-      <w:r>
-        <w:t xml:space="preserve">콜: 그럴게요.</w:t>
-      </w:r>
-    </w:p>
-    <w:p>
-      <w:pPr>
-        <w:numPr>
-          <w:ilvl w:val="0"/>
-          <w:numId w:val="1002"/>
-        </w:numPr>
+    </w:p>
+    <w:p>
+      <w:pPr>
+        <w:pStyle w:val="BodyText"/>
       </w:pPr>
       <w:r>
         <w:t xml:space="preserve">ELENA: Carmen, how’s the pain? One to ten?</w:t>
       </w:r>
-      <w:r>
-        <w:t xml:space="preserve"> </w:t>
-      </w:r>
-      <w:r>
-        <w:t xml:space="preserve">엘레나: 카르멘, 통증은 어때요? 1에서 10?</w:t>
-      </w:r>
-    </w:p>
-    <w:p>
-      <w:pPr>
-        <w:numPr>
-          <w:ilvl w:val="0"/>
-          <w:numId w:val="1002"/>
-        </w:numPr>
+    </w:p>
+    <w:p>
+      <w:pPr>
+        <w:pStyle w:val="BodyText"/>
       </w:pPr>
       <w:r>
         <w:t xml:space="preserve">CARMEN: Two. Maybe one. The numbing works.</w:t>
       </w:r>
-      <w:r>
-        <w:t xml:space="preserve"> </w:t>
-      </w:r>
-      <w:r>
-        <w:t xml:space="preserve">카르멘: 2. 어쩌면 1. 마취가 잘 돼요.</w:t>
-      </w:r>
-    </w:p>
-    <w:p>
-      <w:pPr>
-        <w:numPr>
-          <w:ilvl w:val="0"/>
-          <w:numId w:val="1002"/>
-        </w:numPr>
+    </w:p>
+    <w:p>
+      <w:pPr>
+        <w:pStyle w:val="BodyText"/>
       </w:pPr>
       <w:r>
         <w:t xml:space="preserve">ELENA: Lidocaine is in the gel. Standard now. Any questions so far?</w:t>
       </w:r>
-      <w:r>
-        <w:t xml:space="preserve"> </w:t>
-      </w:r>
-      <w:r>
-        <w:t xml:space="preserve">엘레나: 젤에 리도카인이 들어 있어요. 이제 표준이죠. 지금까지 질문 있으세요?</w:t>
-      </w:r>
-    </w:p>
-    <w:p>
-      <w:pPr>
-        <w:numPr>
-          <w:ilvl w:val="0"/>
-          <w:numId w:val="1002"/>
-        </w:numPr>
+    </w:p>
+    <w:p>
+      <w:pPr>
+        <w:pStyle w:val="BodyText"/>
       </w:pPr>
       <w:r>
         <w:t xml:space="preserve">HADDAD: How much product on each side?</w:t>
       </w:r>
-      <w:r>
-        <w:t xml:space="preserve"> </w:t>
-      </w:r>
-      <w:r>
-        <w:t xml:space="preserve">하다드: 한쪽에 제품 얼마나요?</w:t>
-      </w:r>
-    </w:p>
-    <w:p>
-      <w:pPr>
-        <w:numPr>
-          <w:ilvl w:val="0"/>
-          <w:numId w:val="1002"/>
-        </w:numPr>
+    </w:p>
+    <w:p>
+      <w:pPr>
+        <w:pStyle w:val="BodyText"/>
       </w:pPr>
       <w:r>
         <w:t xml:space="preserve">ELENA: Point eight milliliters. Less than you think. I can add. I can’t easily remove.</w:t>
       </w:r>
-      <w:r>
-        <w:t xml:space="preserve"> </w:t>
-      </w:r>
-      <w:r>
-        <w:t xml:space="preserve">엘레나: 0.8밀리리터. 생각보다 적죠. 더할 순 있어요. 쉽게 빼진 못하고요.</w:t>
-      </w:r>
-    </w:p>
-    <w:p>
-      <w:pPr>
-        <w:numPr>
-          <w:ilvl w:val="0"/>
-          <w:numId w:val="1002"/>
-        </w:numPr>
+    </w:p>
+    <w:p>
+      <w:pPr>
+        <w:pStyle w:val="BodyText"/>
       </w:pPr>
       <w:r>
         <w:t xml:space="preserve">COLE: Can’t easily remove? I thought that was your whole selling point.</w:t>
       </w:r>
-      <w:r>
-        <w:t xml:space="preserve"> </w:t>
-      </w:r>
-      <w:r>
-        <w:t xml:space="preserve">콜: 쉽게 못 뺀다고요? 그게 당신네 핵심 장점인 줄 알았는데.</w:t>
-      </w:r>
-    </w:p>
-    <w:p>
-      <w:pPr>
-        <w:numPr>
-          <w:ilvl w:val="0"/>
-          <w:numId w:val="1002"/>
-        </w:numPr>
+    </w:p>
+    <w:p>
+      <w:pPr>
+        <w:pStyle w:val="BodyText"/>
       </w:pPr>
       <w:r>
         <w:t xml:space="preserve">ELENA: Faster to dissolve, yes. But not instant, and not an eraser. If something goes wrong, I still lose minutes. So I inject as carefully as with any other filler.</w:t>
       </w:r>
-      <w:r>
-        <w:t xml:space="preserve"> </w:t>
-      </w:r>
-      <w:r>
-        <w:t xml:space="preserve">엘레나: 더 빨리 녹는 건 맞아요. 하지만 즉시도 아니고, 지우개도 아니에요. 문제가 생기면 여전히 몇 분을 잃어요. 그래서 다른 어떤 필러만큼이나 신중하게 주입해요.</w:t>
-      </w:r>
-    </w:p>
-    <w:p>
-      <w:pPr>
-        <w:numPr>
-          <w:ilvl w:val="0"/>
-          <w:numId w:val="1002"/>
-        </w:numPr>
+    </w:p>
+    <w:p>
+      <w:pPr>
+        <w:pStyle w:val="BodyText"/>
       </w:pPr>
       <w:r>
         <w:t xml:space="preserve">WADE: Good answer.</w:t>
       </w:r>
-      <w:r>
-        <w:t xml:space="preserve"> </w:t>
-      </w:r>
-      <w:r>
-        <w:t xml:space="preserve">웨이드: 좋은 대답이네요.</w:t>
-      </w:r>
-    </w:p>
-    <w:p>
-      <w:pPr>
-        <w:numPr>
-          <w:ilvl w:val="0"/>
-          <w:numId w:val="1002"/>
-        </w:numPr>
+    </w:p>
+    <w:p>
+      <w:pPr>
+        <w:pStyle w:val="BodyText"/>
       </w:pPr>
       <w:r>
         <w:t xml:space="preserve">ELENA: Now I massage gently. Notice the spread. Even. No lumps.</w:t>
       </w:r>
-      <w:r>
-        <w:t xml:space="preserve"> </w:t>
-      </w:r>
-      <w:r>
-        <w:t xml:space="preserve">엘레나: 이제 부드럽게 마사지해요. 퍼짐을 보세요. 고르고. 뭉침 없음.</w:t>
-      </w:r>
-    </w:p>
-    <w:p>
-      <w:pPr>
-        <w:numPr>
-          <w:ilvl w:val="0"/>
-          <w:numId w:val="1002"/>
-        </w:numPr>
+    </w:p>
+    <w:p>
+      <w:pPr>
+        <w:pStyle w:val="BodyText"/>
       </w:pPr>
       <w:r>
         <w:t xml:space="preserve">KEISHA: How long until the final result?</w:t>
       </w:r>
-      <w:r>
-        <w:t xml:space="preserve"> </w:t>
-      </w:r>
-      <w:r>
-        <w:t xml:space="preserve">키샤: 최종 결과까진 얼마나 걸려요?</w:t>
-      </w:r>
-    </w:p>
-    <w:p>
-      <w:pPr>
-        <w:numPr>
-          <w:ilvl w:val="0"/>
-          <w:numId w:val="1002"/>
-        </w:numPr>
+    </w:p>
+    <w:p>
+      <w:pPr>
+        <w:pStyle w:val="BodyText"/>
       </w:pPr>
       <w:r>
         <w:t xml:space="preserve">ELENA: Two weeks for swelling to settle. Today you see eighty percent.</w:t>
       </w:r>
-      <w:r>
-        <w:t xml:space="preserve"> </w:t>
-      </w:r>
-      <w:r>
-        <w:t xml:space="preserve">엘레나: 부기가 가라앉는 데 2주. 오늘은 80퍼센트를 보는 거예요.</w:t>
-      </w:r>
-    </w:p>
-    <w:p>
-      <w:pPr>
-        <w:numPr>
-          <w:ilvl w:val="0"/>
-          <w:numId w:val="1002"/>
-        </w:numPr>
+    </w:p>
+    <w:p>
+      <w:pPr>
+        <w:pStyle w:val="BodyText"/>
       </w:pPr>
       <w:r>
         <w:t xml:space="preserve">TASHA: Other side now. Watch her hand, not Carmen’s face. Screen one.</w:t>
       </w:r>
-      <w:r>
-        <w:t xml:space="preserve"> </w:t>
-      </w:r>
-      <w:r>
-        <w:t xml:space="preserve">타샤: 이제 반대쪽. 카르멘 얼굴 말고 손을 보세요. 1번 스크린.</w:t>
-      </w:r>
-    </w:p>
-    <w:p>
-      <w:pPr>
-        <w:numPr>
-          <w:ilvl w:val="0"/>
-          <w:numId w:val="1002"/>
-        </w:numPr>
+    </w:p>
+    <w:p>
+      <w:pPr>
+        <w:pStyle w:val="BodyText"/>
       </w:pPr>
       <w:r>
         <w:t xml:space="preserve">KEISHA: She’s so slow. Is that on purpose?</w:t>
       </w:r>
-      <w:r>
-        <w:t xml:space="preserve"> </w:t>
-      </w:r>
-      <w:r>
-        <w:t xml:space="preserve">키샤: 정말 천천히 하시네요. 일부러예요?</w:t>
-      </w:r>
-    </w:p>
-    <w:p>
-      <w:pPr>
-        <w:numPr>
-          <w:ilvl w:val="0"/>
-          <w:numId w:val="1002"/>
-        </w:numPr>
+    </w:p>
+    <w:p>
+      <w:pPr>
+        <w:pStyle w:val="BodyText"/>
       </w:pPr>
       <w:r>
         <w:t xml:space="preserve">ELENA: On purpose. Slow is safe. Done. Eleven minutes. Carmen, take a look.</w:t>
       </w:r>
-      <w:r>
-        <w:t xml:space="preserve"> </w:t>
-      </w:r>
-      <w:r>
-        <w:t xml:space="preserve">엘레나: 일부러요. 느린 게 안전해요. 끝. 11분. 카르멘, 봐요.</w:t>
-      </w:r>
-    </w:p>
-    <w:p>
-      <w:pPr>
-        <w:numPr>
-          <w:ilvl w:val="0"/>
-          <w:numId w:val="1002"/>
-        </w:numPr>
+    </w:p>
+    <w:p>
+      <w:pPr>
+        <w:pStyle w:val="BodyText"/>
       </w:pPr>
       <w:r>
         <w:t xml:space="preserve">CARMEN: Oh. I look… rested. Not different. Just rested.</w:t>
       </w:r>
-      <w:r>
-        <w:t xml:space="preserve"> </w:t>
-      </w:r>
-      <w:r>
-        <w:t xml:space="preserve">카르멘: 오. 저… 푹 쉰 것 같아요. 달라진 게 아니라. 그냥 쉰 것 같아요.</w:t>
-      </w:r>
-    </w:p>
-    <w:p>
-      <w:pPr>
-        <w:numPr>
-          <w:ilvl w:val="0"/>
-          <w:numId w:val="1002"/>
-        </w:numPr>
+    </w:p>
+    <w:p>
+      <w:pPr>
+        <w:pStyle w:val="BodyText"/>
       </w:pPr>
       <w:r>
         <w:t xml:space="preserve">WADE: That’s the best compliment in aesthetics.</w:t>
       </w:r>
-      <w:r>
-        <w:t xml:space="preserve"> </w:t>
-      </w:r>
-      <w:r>
-        <w:t xml:space="preserve">웨이드: 그게 미용 분야 최고의 칭찬이에요.</w:t>
-      </w:r>
-    </w:p>
-    <w:p>
-      <w:pPr>
-        <w:numPr>
-          <w:ilvl w:val="0"/>
-          <w:numId w:val="1002"/>
-        </w:numPr>
+    </w:p>
+    <w:p>
+      <w:pPr>
+        <w:pStyle w:val="BodyText"/>
       </w:pPr>
       <w:r>
         <w:t xml:space="preserve">NOAH: Ten-minute break. Then the forearm test.</w:t>
       </w:r>
-      <w:r>
-        <w:t xml:space="preserve"> </w:t>
-      </w:r>
-      <w:r>
-        <w:t xml:space="preserve">노아: 10분 휴식. 그다음 팔뚝 테스트.</w:t>
-      </w:r>
-    </w:p>
-    <w:p>
-      <w:pPr>
-        <w:numPr>
-          <w:ilvl w:val="0"/>
-          <w:numId w:val="1002"/>
-        </w:numPr>
+    </w:p>
+    <w:p>
+      <w:pPr>
+        <w:pStyle w:val="BodyText"/>
       </w:pPr>
       <w:r>
         <w:t xml:space="preserve">COLE: Whose forearm?</w:t>
       </w:r>
-      <w:r>
-        <w:t xml:space="preserve"> </w:t>
-      </w:r>
-      <w:r>
-        <w:t xml:space="preserve">콜: 누구 팔뚝이요?</w:t>
-      </w:r>
-    </w:p>
-    <w:p>
-      <w:pPr>
-        <w:numPr>
-          <w:ilvl w:val="0"/>
-          <w:numId w:val="1002"/>
-        </w:numPr>
+    </w:p>
+    <w:p>
+      <w:pPr>
+        <w:pStyle w:val="BodyText"/>
       </w:pPr>
       <w:r>
         <w:t xml:space="preserve">ELENA: Mine.</w:t>
-      </w:r>
-      <w:r>
-        <w:t xml:space="preserve"> </w:t>
-      </w:r>
-      <w:r>
-        <w:t xml:space="preserve">엘레나: 제 거요.</w:t>
       </w:r>
     </w:p>
     <w:bookmarkEnd w:id="22"/>
@@ -1228,512 +742,242 @@
     </w:p>
     <w:p>
       <w:pPr>
-        <w:numPr>
-          <w:ilvl w:val="0"/>
-          <w:numId w:val="1003"/>
-        </w:numPr>
+        <w:pStyle w:val="FirstParagraph"/>
       </w:pPr>
       <w:r>
         <w:t xml:space="preserve">ELENA: Before we start, three words. A demonstration, not data.</w:t>
       </w:r>
-      <w:r>
-        <w:t xml:space="preserve"> </w:t>
-      </w:r>
-      <w:r>
-        <w:t xml:space="preserve">엘레나: 시작 전에 세 단어. 시연이지, 데이터가 아니다.</w:t>
-      </w:r>
-    </w:p>
-    <w:p>
-      <w:pPr>
-        <w:numPr>
-          <w:ilvl w:val="0"/>
-          <w:numId w:val="1003"/>
-        </w:numPr>
+    </w:p>
+    <w:p>
+      <w:pPr>
+        <w:pStyle w:val="BodyText"/>
       </w:pPr>
       <w:r>
         <w:t xml:space="preserve">COLE: That’s five words.</w:t>
       </w:r>
-      <w:r>
-        <w:t xml:space="preserve"> </w:t>
-      </w:r>
-      <w:r>
-        <w:t xml:space="preserve">콜: 다섯 단어인데요.</w:t>
-      </w:r>
-    </w:p>
-    <w:p>
-      <w:pPr>
-        <w:numPr>
-          <w:ilvl w:val="0"/>
-          <w:numId w:val="1003"/>
-        </w:numPr>
+    </w:p>
+    <w:p>
+      <w:pPr>
+        <w:pStyle w:val="BodyText"/>
       </w:pPr>
       <w:r>
         <w:t xml:space="preserve">WADE: She’s a dermatologist, Brian. Not a mathematician.</w:t>
       </w:r>
-      <w:r>
-        <w:t xml:space="preserve"> </w:t>
-      </w:r>
-      <w:r>
-        <w:t xml:space="preserve">웨이드: 피부과 의사예요, 브라이언. 수학자가 아니라.</w:t>
-      </w:r>
-    </w:p>
-    <w:p>
-      <w:pPr>
-        <w:numPr>
-          <w:ilvl w:val="0"/>
-          <w:numId w:val="1003"/>
-        </w:numPr>
+    </w:p>
+    <w:p>
+      <w:pPr>
+        <w:pStyle w:val="BodyText"/>
       </w:pPr>
       <w:r>
         <w:t xml:space="preserve">ELENA: Here’s the setup. On my left arm, a small bead of Veyra Fill. On my right arm, Lumaderm. Same volume, same depth, so the only difference is the product.</w:t>
       </w:r>
-      <w:r>
-        <w:t xml:space="preserve"> </w:t>
-      </w:r>
-      <w:r>
-        <w:t xml:space="preserve">엘레나: 설정은 이래요. 왼팔엔 베이라 필 작은 방울. 오른팔엔 루마덤. 같은 양, 같은 깊이. 그래서 유일한 차이는 제품이에요.</w:t>
-      </w:r>
-    </w:p>
-    <w:p>
-      <w:pPr>
-        <w:numPr>
-          <w:ilvl w:val="0"/>
-          <w:numId w:val="1003"/>
-        </w:numPr>
+    </w:p>
+    <w:p>
+      <w:pPr>
+        <w:pStyle w:val="BodyText"/>
       </w:pPr>
       <w:r>
         <w:t xml:space="preserve">TASHA: Both injected at the same time. Thirty minutes ago. Under the skin.</w:t>
       </w:r>
-      <w:r>
-        <w:t xml:space="preserve"> </w:t>
-      </w:r>
-      <w:r>
-        <w:t xml:space="preserve">타샤: 둘 다 같은 시간에 주입했어요. 30분 전에. 피부 아래.</w:t>
-      </w:r>
-    </w:p>
-    <w:p>
-      <w:pPr>
-        <w:numPr>
-          <w:ilvl w:val="0"/>
-          <w:numId w:val="1003"/>
-        </w:numPr>
+    </w:p>
+    <w:p>
+      <w:pPr>
+        <w:pStyle w:val="BodyText"/>
       </w:pPr>
       <w:r>
         <w:t xml:space="preserve">COLE: Can I check them? Both arms?</w:t>
       </w:r>
-      <w:r>
-        <w:t xml:space="preserve"> </w:t>
-      </w:r>
-      <w:r>
-        <w:t xml:space="preserve">콜: 확인해도 돼요? 양팔 다?</w:t>
-      </w:r>
-    </w:p>
-    <w:p>
-      <w:pPr>
-        <w:numPr>
-          <w:ilvl w:val="0"/>
-          <w:numId w:val="1003"/>
-        </w:numPr>
+    </w:p>
+    <w:p>
+      <w:pPr>
+        <w:pStyle w:val="BodyText"/>
       </w:pPr>
       <w:r>
         <w:t xml:space="preserve">ELENA: Please. Come up. Feel both.</w:t>
       </w:r>
-      <w:r>
-        <w:t xml:space="preserve"> </w:t>
-      </w:r>
-      <w:r>
-        <w:t xml:space="preserve">엘레나: 그러세요. 올라와요. 둘 다 만져 봐요.</w:t>
-      </w:r>
-    </w:p>
-    <w:p>
-      <w:pPr>
-        <w:numPr>
-          <w:ilvl w:val="0"/>
-          <w:numId w:val="1003"/>
-        </w:numPr>
+    </w:p>
+    <w:p>
+      <w:pPr>
+        <w:pStyle w:val="BodyText"/>
       </w:pPr>
       <w:r>
         <w:t xml:space="preserve">COLE: …Two firm beads, about the same size, both right where she said they’d be. Okay. No trick so far, but I’m watching the timers myself, very closely.</w:t>
       </w:r>
-      <w:r>
-        <w:t xml:space="preserve"> </w:t>
-      </w:r>
-      <w:r>
-        <w:t xml:space="preserve">콜: …단단한 방울 두 개, 크기도 비슷하고, 둘 다 말한 그 자리에 있네요. 좋아요. 아직은 속임수 없어요. 하지만 타이머는 제가 직접, 아주 자세히 볼 거예요.</w:t>
-      </w:r>
-    </w:p>
-    <w:p>
-      <w:pPr>
-        <w:numPr>
-          <w:ilvl w:val="0"/>
-          <w:numId w:val="1003"/>
-        </w:numPr>
+    </w:p>
+    <w:p>
+      <w:pPr>
+        <w:pStyle w:val="BodyText"/>
       </w:pPr>
       <w:r>
         <w:t xml:space="preserve">ELENA: Tasha, hyaluronidase. Same dose. Both arms. Start both timers.</w:t>
       </w:r>
-      <w:r>
-        <w:t xml:space="preserve"> </w:t>
-      </w:r>
-      <w:r>
-        <w:t xml:space="preserve">엘레나: 타샤, 히알루로니다아제. 같은 용량. 양팔. 타이머 둘 다 시작.</w:t>
-      </w:r>
-    </w:p>
-    <w:p>
-      <w:pPr>
-        <w:numPr>
-          <w:ilvl w:val="0"/>
-          <w:numId w:val="1003"/>
-        </w:numPr>
+    </w:p>
+    <w:p>
+      <w:pPr>
+        <w:pStyle w:val="BodyText"/>
       </w:pPr>
       <w:r>
         <w:t xml:space="preserve">TASHA: Timers on screen. Left, Veyra. Right, Lumaderm. Go.</w:t>
       </w:r>
-      <w:r>
-        <w:t xml:space="preserve"> </w:t>
-      </w:r>
-      <w:r>
-        <w:t xml:space="preserve">타샤: 타이머 화면에. 왼쪽 베이라. 오른쪽 루마덤. 시작.</w:t>
-      </w:r>
-    </w:p>
-    <w:p>
-      <w:pPr>
-        <w:numPr>
-          <w:ilvl w:val="0"/>
-          <w:numId w:val="1003"/>
-        </w:numPr>
+    </w:p>
+    <w:p>
+      <w:pPr>
+        <w:pStyle w:val="BodyText"/>
       </w:pPr>
       <w:r>
         <w:t xml:space="preserve">KEISHA: This is like a sports game.</w:t>
       </w:r>
-      <w:r>
-        <w:t xml:space="preserve"> </w:t>
-      </w:r>
-      <w:r>
-        <w:t xml:space="preserve">키샤: 스포츠 경기 같아요.</w:t>
-      </w:r>
-    </w:p>
-    <w:p>
-      <w:pPr>
-        <w:numPr>
-          <w:ilvl w:val="0"/>
-          <w:numId w:val="1003"/>
-        </w:numPr>
+    </w:p>
+    <w:p>
+      <w:pPr>
+        <w:pStyle w:val="BodyText"/>
       </w:pPr>
       <w:r>
         <w:t xml:space="preserve">TASHA: While we wait, Elena. Why does this matter?</w:t>
       </w:r>
-      <w:r>
-        <w:t xml:space="preserve"> </w:t>
-      </w:r>
-      <w:r>
-        <w:t xml:space="preserve">타샤: 기다리는 동안요, 엘레나. 이게 왜 중요해요?</w:t>
-      </w:r>
-    </w:p>
-    <w:p>
-      <w:pPr>
-        <w:numPr>
-          <w:ilvl w:val="0"/>
-          <w:numId w:val="1003"/>
-        </w:numPr>
+    </w:p>
+    <w:p>
+      <w:pPr>
+        <w:pStyle w:val="BodyText"/>
       </w:pPr>
       <w:r>
         <w:t xml:space="preserve">ELENA: One night. Years ago. My ER. A young woman. An occlusion. Her nose.</w:t>
       </w:r>
-      <w:r>
-        <w:t xml:space="preserve"> </w:t>
-      </w:r>
-      <w:r>
-        <w:t xml:space="preserve">엘레나: 어느 밤. 몇 년 전. 제 응급실. 젊은 여성. 혈관 폐색. 코였어요.</w:t>
-      </w:r>
-    </w:p>
-    <w:p>
-      <w:pPr>
-        <w:numPr>
-          <w:ilvl w:val="0"/>
-          <w:numId w:val="1003"/>
-        </w:numPr>
+    </w:p>
+    <w:p>
+      <w:pPr>
+        <w:pStyle w:val="BodyText"/>
       </w:pPr>
       <w:r>
         <w:t xml:space="preserve">HADDAD: How long did it take to dissolve?</w:t>
       </w:r>
-      <w:r>
-        <w:t xml:space="preserve"> </w:t>
-      </w:r>
-      <w:r>
-        <w:t xml:space="preserve">하다드: 녹이는 데 얼마나 걸렸어요?</w:t>
-      </w:r>
-    </w:p>
-    <w:p>
-      <w:pPr>
-        <w:numPr>
-          <w:ilvl w:val="0"/>
-          <w:numId w:val="1003"/>
-        </w:numPr>
+    </w:p>
+    <w:p>
+      <w:pPr>
+        <w:pStyle w:val="BodyText"/>
       </w:pPr>
       <w:r>
         <w:t xml:space="preserve">ELENA: Too long. I kept looking at the clock. Every minute counts.</w:t>
       </w:r>
-      <w:r>
-        <w:t xml:space="preserve"> </w:t>
-      </w:r>
-      <w:r>
-        <w:t xml:space="preserve">엘레나: 너무 오래요. 계속 시계를 봤어요. 1분 1분이 중요하죠.</w:t>
-      </w:r>
-    </w:p>
-    <w:p>
-      <w:pPr>
-        <w:numPr>
-          <w:ilvl w:val="0"/>
-          <w:numId w:val="1003"/>
-        </w:numPr>
+    </w:p>
+    <w:p>
+      <w:pPr>
+        <w:pStyle w:val="BodyText"/>
       </w:pPr>
       <w:r>
         <w:t xml:space="preserve">NOAH: …</w:t>
       </w:r>
-      <w:r>
-        <w:t xml:space="preserve"> </w:t>
-      </w:r>
-      <w:r>
-        <w:t xml:space="preserve">노아: …</w:t>
-      </w:r>
-    </w:p>
-    <w:p>
-      <w:pPr>
-        <w:numPr>
-          <w:ilvl w:val="0"/>
-          <w:numId w:val="1003"/>
-        </w:numPr>
+    </w:p>
+    <w:p>
+      <w:pPr>
+        <w:pStyle w:val="BodyText"/>
       </w:pPr>
       <w:r>
         <w:t xml:space="preserve">ELENA: She has a small scar today, and she’s fine, she really is. But I never forgot that clock. That’s why I care about speed. Not for marketing. For the next patient.</w:t>
       </w:r>
-      <w:r>
-        <w:t xml:space="preserve"> </w:t>
-      </w:r>
-      <w:r>
-        <w:t xml:space="preserve">엘레나: 지금 작은 흉터가 있어요. 괜찮아요, 정말로요. 하지만 그 시계를 잊은 적 없어요. 그래서 전 속도에 신경 써요. 마케팅 때문이 아니라. 다음 환자를 위해서요.</w:t>
-      </w:r>
-    </w:p>
-    <w:p>
-      <w:pPr>
-        <w:numPr>
-          <w:ilvl w:val="0"/>
-          <w:numId w:val="1003"/>
-        </w:numPr>
+    </w:p>
+    <w:p>
+      <w:pPr>
+        <w:pStyle w:val="BodyText"/>
       </w:pPr>
       <w:r>
         <w:t xml:space="preserve">TASHA: Five minutes. Dr. Cole, can you check?</w:t>
       </w:r>
-      <w:r>
-        <w:t xml:space="preserve"> </w:t>
-      </w:r>
-      <w:r>
-        <w:t xml:space="preserve">타샤: 5분. 콜 선생님, 확인해 주시겠어요?</w:t>
-      </w:r>
-    </w:p>
-    <w:p>
-      <w:pPr>
-        <w:numPr>
-          <w:ilvl w:val="0"/>
-          <w:numId w:val="1003"/>
-        </w:numPr>
+    </w:p>
+    <w:p>
+      <w:pPr>
+        <w:pStyle w:val="BodyText"/>
       </w:pPr>
       <w:r>
         <w:t xml:space="preserve">COLE: Left… softer. Smaller. Right… still firm.</w:t>
       </w:r>
-      <w:r>
-        <w:t xml:space="preserve"> </w:t>
-      </w:r>
-      <w:r>
-        <w:t xml:space="preserve">콜: 왼쪽… 더 물렁해요. 작아졌고. 오른쪽… 여전히 단단해요.</w:t>
-      </w:r>
-    </w:p>
-    <w:p>
-      <w:pPr>
-        <w:numPr>
-          <w:ilvl w:val="0"/>
-          <w:numId w:val="1003"/>
-        </w:numPr>
+    </w:p>
+    <w:p>
+      <w:pPr>
+        <w:pStyle w:val="BodyText"/>
       </w:pPr>
       <w:r>
         <w:t xml:space="preserve">WADE: Already?</w:t>
       </w:r>
-      <w:r>
-        <w:t xml:space="preserve"> </w:t>
-      </w:r>
-      <w:r>
-        <w:t xml:space="preserve">웨이드: 벌써요?</w:t>
-      </w:r>
-    </w:p>
-    <w:p>
-      <w:pPr>
-        <w:numPr>
-          <w:ilvl w:val="0"/>
-          <w:numId w:val="1003"/>
-        </w:numPr>
+    </w:p>
+    <w:p>
+      <w:pPr>
+        <w:pStyle w:val="BodyText"/>
       </w:pPr>
       <w:r>
         <w:t xml:space="preserve">TASHA: Nine minutes. Dr. Cole?</w:t>
       </w:r>
-      <w:r>
-        <w:t xml:space="preserve"> </w:t>
-      </w:r>
-      <w:r>
-        <w:t xml:space="preserve">타샤: 9분. 콜 선생님?</w:t>
-      </w:r>
-    </w:p>
-    <w:p>
-      <w:pPr>
-        <w:numPr>
-          <w:ilvl w:val="0"/>
-          <w:numId w:val="1003"/>
-        </w:numPr>
+    </w:p>
+    <w:p>
+      <w:pPr>
+        <w:pStyle w:val="BodyText"/>
       </w:pPr>
       <w:r>
         <w:t xml:space="preserve">COLE: Left… I can’t find it. It’s gone. Right is still there.</w:t>
       </w:r>
-      <w:r>
-        <w:t xml:space="preserve"> </w:t>
-      </w:r>
-      <w:r>
-        <w:t xml:space="preserve">콜: 왼쪽… 못 찾겠어요. 없어졌어요. 오른쪽은 아직 있어요.</w:t>
-      </w:r>
-    </w:p>
-    <w:p>
-      <w:pPr>
-        <w:numPr>
-          <w:ilvl w:val="0"/>
-          <w:numId w:val="1003"/>
-        </w:numPr>
+    </w:p>
+    <w:p>
+      <w:pPr>
+        <w:pStyle w:val="BodyText"/>
       </w:pPr>
       <w:r>
         <w:t xml:space="preserve">KEISHA: Nine minutes!</w:t>
       </w:r>
-      <w:r>
-        <w:t xml:space="preserve"> </w:t>
-      </w:r>
-      <w:r>
-        <w:t xml:space="preserve">키샤: 9분!</w:t>
-      </w:r>
-    </w:p>
-    <w:p>
-      <w:pPr>
-        <w:numPr>
-          <w:ilvl w:val="0"/>
-          <w:numId w:val="1003"/>
-        </w:numPr>
+    </w:p>
+    <w:p>
+      <w:pPr>
+        <w:pStyle w:val="BodyText"/>
       </w:pPr>
       <w:r>
         <w:t xml:space="preserve">ELENA: One arm. One person. Today. A demonstration, not data.</w:t>
       </w:r>
-      <w:r>
-        <w:t xml:space="preserve"> </w:t>
-      </w:r>
-      <w:r>
-        <w:t xml:space="preserve">엘레나: 팔 하나. 사람 하나. 오늘. 시연이지, 데이터가 아니에요.</w:t>
-      </w:r>
-    </w:p>
-    <w:p>
-      <w:pPr>
-        <w:numPr>
-          <w:ilvl w:val="0"/>
-          <w:numId w:val="1003"/>
-        </w:numPr>
+    </w:p>
+    <w:p>
+      <w:pPr>
+        <w:pStyle w:val="BodyText"/>
       </w:pPr>
       <w:r>
         <w:t xml:space="preserve">TASHA: Twenty-five minutes. Right arm?</w:t>
       </w:r>
-      <w:r>
-        <w:t xml:space="preserve"> </w:t>
-      </w:r>
-      <w:r>
-        <w:t xml:space="preserve">타샤: 25분. 오른팔은요?</w:t>
-      </w:r>
-    </w:p>
-    <w:p>
-      <w:pPr>
-        <w:numPr>
-          <w:ilvl w:val="0"/>
-          <w:numId w:val="1003"/>
-        </w:numPr>
+    </w:p>
+    <w:p>
+      <w:pPr>
+        <w:pStyle w:val="BodyText"/>
       </w:pPr>
       <w:r>
         <w:t xml:space="preserve">COLE: Smaller. But I can still feel it. Clearly.</w:t>
       </w:r>
-      <w:r>
-        <w:t xml:space="preserve"> </w:t>
-      </w:r>
-      <w:r>
-        <w:t xml:space="preserve">콜: 작아졌어요. 하지만 아직 느껴져요. 분명하게.</w:t>
-      </w:r>
-    </w:p>
-    <w:p>
-      <w:pPr>
-        <w:numPr>
-          <w:ilvl w:val="0"/>
-          <w:numId w:val="1003"/>
-        </w:numPr>
+    </w:p>
+    <w:p>
+      <w:pPr>
+        <w:pStyle w:val="BodyText"/>
       </w:pPr>
       <w:r>
         <w:t xml:space="preserve">ELENA: And this is why I keep repeating myself. Our study says two point eight times faster, with forty subjects, blinded. That’s the data. What you just felt is one arm.</w:t>
       </w:r>
-      <w:r>
-        <w:t xml:space="preserve"> </w:t>
-      </w:r>
-      <w:r>
-        <w:t xml:space="preserve">엘레나: 그래서 제가 같은 말을 계속 반복하는 거예요. 저희 연구는 40명, 눈가림으로 2.8배 빠르다고 해요. 그게 데이터예요. 방금 만져 보신 건 팔 하나고요.</w:t>
-      </w:r>
-    </w:p>
-    <w:p>
-      <w:pPr>
-        <w:numPr>
-          <w:ilvl w:val="0"/>
-          <w:numId w:val="1003"/>
-        </w:numPr>
+    </w:p>
+    <w:p>
+      <w:pPr>
+        <w:pStyle w:val="BodyText"/>
       </w:pPr>
       <w:r>
         <w:t xml:space="preserve">COLE: And this is the show.</w:t>
       </w:r>
-      <w:r>
-        <w:t xml:space="preserve"> </w:t>
-      </w:r>
-      <w:r>
-        <w:t xml:space="preserve">콜: 그리고 이건 쇼고요.</w:t>
-      </w:r>
-    </w:p>
-    <w:p>
-      <w:pPr>
-        <w:numPr>
-          <w:ilvl w:val="0"/>
-          <w:numId w:val="1003"/>
-        </w:numPr>
+    </w:p>
+    <w:p>
+      <w:pPr>
+        <w:pStyle w:val="BodyText"/>
       </w:pPr>
       <w:r>
         <w:t xml:space="preserve">ELENA: This is the show. You felt it yourself. You decide what it means.</w:t>
       </w:r>
-      <w:r>
-        <w:t xml:space="preserve"> </w:t>
-      </w:r>
-      <w:r>
-        <w:t xml:space="preserve">엘레나: 이건 쇼죠. 직접 만져 보셨잖아요. 의미는 선생님이 판단하세요.</w:t>
-      </w:r>
-    </w:p>
-    <w:p>
-      <w:pPr>
-        <w:numPr>
-          <w:ilvl w:val="0"/>
-          <w:numId w:val="1003"/>
-        </w:numPr>
+    </w:p>
+    <w:p>
+      <w:pPr>
+        <w:pStyle w:val="BodyText"/>
       </w:pPr>
       <w:r>
         <w:t xml:space="preserve">COLE: …Fair. I came to catch a trick. There’s no trick.</w:t>
-      </w:r>
-      <w:r>
-        <w:t xml:space="preserve"> </w:t>
-      </w:r>
-      <w:r>
-        <w:t xml:space="preserve">콜: …공정하네요. 속임수 잡으러 왔는데. 속임수가 없네요.</w:t>
       </w:r>
     </w:p>
     <w:bookmarkEnd w:id="23"/>
@@ -1748,427 +992,202 @@
     </w:p>
     <w:p>
       <w:pPr>
-        <w:numPr>
-          <w:ilvl w:val="0"/>
-          <w:numId w:val="1004"/>
-        </w:numPr>
+        <w:pStyle w:val="FirstParagraph"/>
       </w:pPr>
       <w:r>
         <w:t xml:space="preserve">ZOE: Before lunch, one announcement. We’re launching a faculty program. Veyra Faculty.</w:t>
       </w:r>
-      <w:r>
-        <w:t xml:space="preserve"> </w:t>
-      </w:r>
-      <w:r>
-        <w:t xml:space="preserve">조이: 점심 전에 발표 하나. 교수진 프로그램을 시작합니다. 베이라 패컬티.</w:t>
-      </w:r>
-    </w:p>
-    <w:p>
-      <w:pPr>
-        <w:numPr>
-          <w:ilvl w:val="0"/>
-          <w:numId w:val="1004"/>
-        </w:numPr>
+    </w:p>
+    <w:p>
+      <w:pPr>
+        <w:pStyle w:val="BodyText"/>
       </w:pPr>
       <w:r>
         <w:t xml:space="preserve">COLE: A KOL program. Paid speakers. I’ve seen a hundred.</w:t>
       </w:r>
-      <w:r>
-        <w:t xml:space="preserve"> </w:t>
-      </w:r>
-      <w:r>
-        <w:t xml:space="preserve">콜: KOL 프로그램. 유료 연자. 백 개는 봤어요.</w:t>
-      </w:r>
-    </w:p>
-    <w:p>
-      <w:pPr>
-        <w:numPr>
-          <w:ilvl w:val="0"/>
-          <w:numId w:val="1004"/>
-        </w:numPr>
+    </w:p>
+    <w:p>
+      <w:pPr>
+        <w:pStyle w:val="BodyText"/>
       </w:pPr>
       <w:r>
         <w:t xml:space="preserve">NOAH: Then tell us how ours should be different. Seriously.</w:t>
       </w:r>
-      <w:r>
-        <w:t xml:space="preserve"> </w:t>
-      </w:r>
-      <w:r>
-        <w:t xml:space="preserve">노아: 그럼 우리 건 어떻게 달라야 할지 말해 주세요. 진지하게요.</w:t>
-      </w:r>
-    </w:p>
-    <w:p>
-      <w:pPr>
-        <w:numPr>
-          <w:ilvl w:val="0"/>
-          <w:numId w:val="1004"/>
-        </w:numPr>
+    </w:p>
+    <w:p>
+      <w:pPr>
+        <w:pStyle w:val="BodyText"/>
       </w:pPr>
       <w:r>
         <w:t xml:space="preserve">COLE: No scripts written by marketing. No hiding the limitations in tiny print. And no paying doctors for opinions they don’t really hold. Do that, and I’ll take you seriously.</w:t>
       </w:r>
-      <w:r>
-        <w:t xml:space="preserve"> </w:t>
-      </w:r>
-      <w:r>
-        <w:t xml:space="preserve">콜: 마케팅이 쓴 대본 금지. 한계를 깨알 같은 글씨에 숨기기 금지. 그리고 진심도 아닌 의견에 의사들한테 돈 주기 금지. 그렇게 하면 진지하게 봐 드리죠.</w:t>
-      </w:r>
-    </w:p>
-    <w:p>
-      <w:pPr>
-        <w:numPr>
-          <w:ilvl w:val="0"/>
-          <w:numId w:val="1004"/>
-        </w:numPr>
+    </w:p>
+    <w:p>
+      <w:pPr>
+        <w:pStyle w:val="BodyText"/>
       </w:pPr>
       <w:r>
         <w:t xml:space="preserve">ZOE: That’s… almost exactly our rules.</w:t>
       </w:r>
-      <w:r>
-        <w:t xml:space="preserve"> </w:t>
-      </w:r>
-      <w:r>
-        <w:t xml:space="preserve">조이: 그거… 거의 정확히 저희 규칙이에요.</w:t>
-      </w:r>
-    </w:p>
-    <w:p>
-      <w:pPr>
-        <w:numPr>
-          <w:ilvl w:val="0"/>
-          <w:numId w:val="1004"/>
-        </w:numPr>
+    </w:p>
+    <w:p>
+      <w:pPr>
+        <w:pStyle w:val="BodyText"/>
       </w:pPr>
       <w:r>
         <w:t xml:space="preserve">NOAH: Rule one. Faculty teach. They don’t sell.</w:t>
       </w:r>
-      <w:r>
-        <w:t xml:space="preserve"> </w:t>
-      </w:r>
-      <w:r>
-        <w:t xml:space="preserve">노아: 규칙 1. 교수진은 가르쳐요. 팔지 않아요.</w:t>
-      </w:r>
-    </w:p>
-    <w:p>
-      <w:pPr>
-        <w:numPr>
-          <w:ilvl w:val="0"/>
-          <w:numId w:val="1004"/>
-        </w:numPr>
+    </w:p>
+    <w:p>
+      <w:pPr>
+        <w:pStyle w:val="BodyText"/>
       </w:pPr>
       <w:r>
         <w:t xml:space="preserve">ZOE: Rule two. Every talk includes the limitation statement. Readable size.</w:t>
       </w:r>
-      <w:r>
-        <w:t xml:space="preserve"> </w:t>
-      </w:r>
-      <w:r>
-        <w:t xml:space="preserve">조이: 규칙 2. 모든 강연에 한계 문구 포함. 읽을 수 있는 크기로.</w:t>
-      </w:r>
-    </w:p>
-    <w:p>
-      <w:pPr>
-        <w:numPr>
-          <w:ilvl w:val="0"/>
-          <w:numId w:val="1004"/>
-        </w:numPr>
+    </w:p>
+    <w:p>
+      <w:pPr>
+        <w:pStyle w:val="BodyText"/>
       </w:pPr>
       <w:r>
         <w:t xml:space="preserve">TASHA: Rule three. Every faculty member is certified. Same exam. No exceptions.</w:t>
       </w:r>
-      <w:r>
-        <w:t xml:space="preserve"> </w:t>
-      </w:r>
-      <w:r>
-        <w:t xml:space="preserve">타샤: 규칙 3. 모든 교수진은 인증 보유. 같은 시험. 예외 없음.</w:t>
-      </w:r>
-    </w:p>
-    <w:p>
-      <w:pPr>
-        <w:numPr>
-          <w:ilvl w:val="0"/>
-          <w:numId w:val="1004"/>
-        </w:numPr>
+    </w:p>
+    <w:p>
+      <w:pPr>
+        <w:pStyle w:val="BodyText"/>
       </w:pPr>
       <w:r>
         <w:t xml:space="preserve">NOAH: Rule four. Faculty are paid fair market value for their time, not for their opinions. And every payment is published on Open Payments, so anyone can check it.</w:t>
       </w:r>
-      <w:r>
-        <w:t xml:space="preserve"> </w:t>
-      </w:r>
-      <w:r>
-        <w:t xml:space="preserve">노아: 규칙 4. 교수진은 의견이 아니라 시간에 대해 공정 시장 가치로 보수를 받아요. 그리고 모든 지급 내역은 오픈 페이먼츠에 공개돼서, 누구나 확인할 수 있어요.</w:t>
-      </w:r>
-    </w:p>
-    <w:p>
-      <w:pPr>
-        <w:numPr>
-          <w:ilvl w:val="0"/>
-          <w:numId w:val="1004"/>
-        </w:numPr>
+    </w:p>
+    <w:p>
+      <w:pPr>
+        <w:pStyle w:val="BodyText"/>
       </w:pPr>
       <w:r>
         <w:t xml:space="preserve">COLE: And if a faculty member criticizes your product?</w:t>
       </w:r>
-      <w:r>
-        <w:t xml:space="preserve"> </w:t>
-      </w:r>
-      <w:r>
-        <w:t xml:space="preserve">콜: 교수진 중 누가 당신네 제품을 비판하면요?</w:t>
-      </w:r>
-    </w:p>
-    <w:p>
-      <w:pPr>
-        <w:numPr>
-          <w:ilvl w:val="0"/>
-          <w:numId w:val="1004"/>
-        </w:numPr>
+    </w:p>
+    <w:p>
+      <w:pPr>
+        <w:pStyle w:val="BodyText"/>
       </w:pPr>
       <w:r>
         <w:t xml:space="preserve">NOAH: Rule five. They’re allowed to criticize us, even in public. Honestly, we’d rather hear it inside the program than read it online later. Criticism is cheaper early.</w:t>
       </w:r>
-      <w:r>
-        <w:t xml:space="preserve"> </w:t>
-      </w:r>
-      <w:r>
-        <w:t xml:space="preserve">노아: 규칙 5. 우리를 비판해도 돼요. 공개적으로도요. 솔직히, 나중에 온라인에서 읽느니 프로그램 안에서 듣는 게 낫거든요. 비판은 일찍 들을수록 싸요.</w:t>
-      </w:r>
-    </w:p>
-    <w:p>
-      <w:pPr>
-        <w:numPr>
-          <w:ilvl w:val="0"/>
-          <w:numId w:val="1004"/>
-        </w:numPr>
+    </w:p>
+    <w:p>
+      <w:pPr>
+        <w:pStyle w:val="BodyText"/>
       </w:pPr>
       <w:r>
         <w:t xml:space="preserve">WADE: Then I’ll be the first. If you’ll have me.</w:t>
       </w:r>
-      <w:r>
-        <w:t xml:space="preserve"> </w:t>
-      </w:r>
-      <w:r>
-        <w:t xml:space="preserve">웨이드: 그럼 제가 첫 번째 할게요. 받아 준다면.</w:t>
-      </w:r>
-    </w:p>
-    <w:p>
-      <w:pPr>
-        <w:numPr>
-          <w:ilvl w:val="0"/>
-          <w:numId w:val="1004"/>
-        </w:numPr>
+    </w:p>
+    <w:p>
+      <w:pPr>
+        <w:pStyle w:val="BodyText"/>
       </w:pPr>
       <w:r>
         <w:t xml:space="preserve">NOAH: Dr. Wade, we’d be honored.</w:t>
       </w:r>
-      <w:r>
-        <w:t xml:space="preserve"> </w:t>
-      </w:r>
-      <w:r>
-        <w:t xml:space="preserve">노아: 웨이드 선생님, 영광이에요.</w:t>
-      </w:r>
-    </w:p>
-    <w:p>
-      <w:pPr>
-        <w:numPr>
-          <w:ilvl w:val="0"/>
-          <w:numId w:val="1004"/>
-        </w:numPr>
+    </w:p>
+    <w:p>
+      <w:pPr>
+        <w:pStyle w:val="BodyText"/>
       </w:pPr>
       <w:r>
         <w:t xml:space="preserve">ZOE: Rachel Stein agreed last week. That’s two.</w:t>
       </w:r>
-      <w:r>
-        <w:t xml:space="preserve"> </w:t>
-      </w:r>
-      <w:r>
-        <w:t xml:space="preserve">조이: 레이첼 스타인이 지난주에 동의했어요. 그럼 둘.</w:t>
-      </w:r>
-    </w:p>
-    <w:p>
-      <w:pPr>
-        <w:numPr>
-          <w:ilvl w:val="0"/>
-          <w:numId w:val="1004"/>
-        </w:numPr>
+    </w:p>
+    <w:p>
+      <w:pPr>
+        <w:pStyle w:val="BodyText"/>
       </w:pPr>
       <w:r>
         <w:t xml:space="preserve">TASHA: And we want one nurse injector. Equal status. Keisha?</w:t>
       </w:r>
-      <w:r>
-        <w:t xml:space="preserve"> </w:t>
-      </w:r>
-      <w:r>
-        <w:t xml:space="preserve">타샤: 그리고 간호사 시술자 한 명을 원해요. 동등한 지위로. 키샤?</w:t>
-      </w:r>
-    </w:p>
-    <w:p>
-      <w:pPr>
-        <w:numPr>
-          <w:ilvl w:val="0"/>
-          <w:numId w:val="1004"/>
-        </w:numPr>
+    </w:p>
+    <w:p>
+      <w:pPr>
+        <w:pStyle w:val="BodyText"/>
       </w:pPr>
       <w:r>
         <w:t xml:space="preserve">KEISHA: Me? I’ve been certified for four days.</w:t>
       </w:r>
-      <w:r>
-        <w:t xml:space="preserve"> </w:t>
-      </w:r>
-      <w:r>
-        <w:t xml:space="preserve">키샤: 저요? 인증받은 지 나흘 됐는데요.</w:t>
-      </w:r>
-    </w:p>
-    <w:p>
-      <w:pPr>
-        <w:numPr>
-          <w:ilvl w:val="0"/>
-          <w:numId w:val="1004"/>
-        </w:numPr>
+    </w:p>
+    <w:p>
+      <w:pPr>
+        <w:pStyle w:val="BodyText"/>
       </w:pPr>
       <w:r>
         <w:t xml:space="preserve">TASHA: Ninety-four percent. And you put the card on every wall.</w:t>
       </w:r>
-      <w:r>
-        <w:t xml:space="preserve"> </w:t>
-      </w:r>
-      <w:r>
-        <w:t xml:space="preserve">타샤: 94점. 그리고 모든 벽에 카드를 붙였잖아요.</w:t>
-      </w:r>
-    </w:p>
-    <w:p>
-      <w:pPr>
-        <w:numPr>
-          <w:ilvl w:val="0"/>
-          <w:numId w:val="1004"/>
-        </w:numPr>
+    </w:p>
+    <w:p>
+      <w:pPr>
+        <w:pStyle w:val="BodyText"/>
       </w:pPr>
       <w:r>
         <w:t xml:space="preserve">KEISHA: …Yes. Absolutely yes.</w:t>
       </w:r>
-      <w:r>
-        <w:t xml:space="preserve"> </w:t>
-      </w:r>
-      <w:r>
-        <w:t xml:space="preserve">키샤: …네. 무조건 네.</w:t>
-      </w:r>
-    </w:p>
-    <w:p>
-      <w:pPr>
-        <w:numPr>
-          <w:ilvl w:val="0"/>
-          <w:numId w:val="1004"/>
-        </w:numPr>
+    </w:p>
+    <w:p>
+      <w:pPr>
+        <w:pStyle w:val="BodyText"/>
       </w:pPr>
       <w:r>
         <w:t xml:space="preserve">COLE: I won’t join your faculty. Not yet.</w:t>
       </w:r>
-      <w:r>
-        <w:t xml:space="preserve"> </w:t>
-      </w:r>
-      <w:r>
-        <w:t xml:space="preserve">콜: 교수진엔 안 들어가요. 아직은.</w:t>
-      </w:r>
-    </w:p>
-    <w:p>
-      <w:pPr>
-        <w:numPr>
-          <w:ilvl w:val="0"/>
-          <w:numId w:val="1004"/>
-        </w:numPr>
+    </w:p>
+    <w:p>
+      <w:pPr>
+        <w:pStyle w:val="BodyText"/>
       </w:pPr>
       <w:r>
         <w:t xml:space="preserve">NOAH: Understood.</w:t>
       </w:r>
-      <w:r>
-        <w:t xml:space="preserve"> </w:t>
-      </w:r>
-      <w:r>
-        <w:t xml:space="preserve">노아: 이해해요.</w:t>
-      </w:r>
-    </w:p>
-    <w:p>
-      <w:pPr>
-        <w:numPr>
-          <w:ilvl w:val="0"/>
-          <w:numId w:val="1004"/>
-        </w:numPr>
+    </w:p>
+    <w:p>
+      <w:pPr>
+        <w:pStyle w:val="BodyText"/>
       </w:pPr>
       <w:r>
         <w:t xml:space="preserve">COLE: But I’ll take your course. Module four. And maybe the rest.</w:t>
       </w:r>
-      <w:r>
-        <w:t xml:space="preserve"> </w:t>
-      </w:r>
-      <w:r>
-        <w:t xml:space="preserve">콜: 하지만 과정은 들을게요. 모듈 4. 어쩌면 나머지도.</w:t>
-      </w:r>
-    </w:p>
-    <w:p>
-      <w:pPr>
-        <w:numPr>
-          <w:ilvl w:val="0"/>
-          <w:numId w:val="1004"/>
-        </w:numPr>
+    </w:p>
+    <w:p>
+      <w:pPr>
+        <w:pStyle w:val="BodyText"/>
       </w:pPr>
       <w:r>
         <w:t xml:space="preserve">TASHA: I’ll put you next to Dr. Pierce. He’s coming Thursday. You can compete.</w:t>
       </w:r>
-      <w:r>
-        <w:t xml:space="preserve"> </w:t>
-      </w:r>
-      <w:r>
-        <w:t xml:space="preserve">타샤: 피어스 선생님 옆에 앉혀 드릴게요. 목요일에 와요. 경쟁하시면 되겠네요.</w:t>
-      </w:r>
-    </w:p>
-    <w:p>
-      <w:pPr>
-        <w:numPr>
-          <w:ilvl w:val="0"/>
-          <w:numId w:val="1004"/>
-        </w:numPr>
+    </w:p>
+    <w:p>
+      <w:pPr>
+        <w:pStyle w:val="BodyText"/>
       </w:pPr>
       <w:r>
         <w:t xml:space="preserve">COLE: Alan Pierce is taking it? Then I definitely am.</w:t>
       </w:r>
-      <w:r>
-        <w:t xml:space="preserve"> </w:t>
-      </w:r>
-      <w:r>
-        <w:t xml:space="preserve">콜: 앨런 피어스가 듣는다고요? 그럼 나도 무조건 들어요.</w:t>
-      </w:r>
-    </w:p>
-    <w:p>
-      <w:pPr>
-        <w:numPr>
-          <w:ilvl w:val="0"/>
-          <w:numId w:val="1004"/>
-        </w:numPr>
+    </w:p>
+    <w:p>
+      <w:pPr>
+        <w:pStyle w:val="BodyText"/>
       </w:pPr>
       <w:r>
         <w:t xml:space="preserve">HADDAD: Derek. The lunch training. Two sessions. Book it.</w:t>
       </w:r>
-      <w:r>
-        <w:t xml:space="preserve"> </w:t>
-      </w:r>
-      <w:r>
-        <w:t xml:space="preserve">하다드: 데릭. 점심 교육. 두 번. 예약해요.</w:t>
-      </w:r>
-    </w:p>
-    <w:p>
-      <w:pPr>
-        <w:numPr>
-          <w:ilvl w:val="0"/>
-          <w:numId w:val="1004"/>
-        </w:numPr>
+    </w:p>
+    <w:p>
+      <w:pPr>
+        <w:pStyle w:val="BodyText"/>
       </w:pPr>
       <w:r>
         <w:t xml:space="preserve">DEREK: Booked. I brought the calendar. And no smile.</w:t>
-      </w:r>
-      <w:r>
-        <w:t xml:space="preserve"> </w:t>
-      </w:r>
-      <w:r>
-        <w:t xml:space="preserve">데릭: 예약 완료. 달력 가져왔어요. 미소는 빼고.</w:t>
       </w:r>
     </w:p>
     <w:bookmarkEnd w:id="24"/>
@@ -2183,112 +1202,55 @@
     </w:p>
     <w:p>
       <w:pPr>
-        <w:numPr>
-          <w:ilvl w:val="0"/>
-          <w:numId w:val="1005"/>
-        </w:numPr>
+        <w:pStyle w:val="FirstParagraph"/>
       </w:pPr>
       <w:r>
         <w:t xml:space="preserve">ZOE: Final numbers. Fifty-three attendees. Twenty-two training sign-ups. Four trial orders.</w:t>
       </w:r>
-      <w:r>
-        <w:t xml:space="preserve"> </w:t>
-      </w:r>
-      <w:r>
-        <w:t xml:space="preserve">조이: 최종 숫자. 참석 53명. 교육 등록 22건. 시험 주문 4건.</w:t>
-      </w:r>
-    </w:p>
-    <w:p>
-      <w:pPr>
-        <w:numPr>
-          <w:ilvl w:val="0"/>
-          <w:numId w:val="1005"/>
-        </w:numPr>
+    </w:p>
+    <w:p>
+      <w:pPr>
+        <w:pStyle w:val="BodyText"/>
       </w:pPr>
       <w:r>
         <w:t xml:space="preserve">NOAH: Elena, how’s your arm?</w:t>
       </w:r>
-      <w:r>
-        <w:t xml:space="preserve"> </w:t>
-      </w:r>
-      <w:r>
-        <w:t xml:space="preserve">노아: 엘레나, 팔은 어때요?</w:t>
-      </w:r>
-    </w:p>
-    <w:p>
-      <w:pPr>
-        <w:numPr>
-          <w:ilvl w:val="0"/>
-          <w:numId w:val="1005"/>
-        </w:numPr>
+    </w:p>
+    <w:p>
+      <w:pPr>
+        <w:pStyle w:val="BodyText"/>
       </w:pPr>
       <w:r>
         <w:t xml:space="preserve">ELENA: Bruised. Both sides. Worth it.</w:t>
       </w:r>
-      <w:r>
-        <w:t xml:space="preserve"> </w:t>
-      </w:r>
-      <w:r>
-        <w:t xml:space="preserve">엘레나: 멍들었어요. 양쪽. 그럴 가치 있었어요.</w:t>
-      </w:r>
-    </w:p>
-    <w:p>
-      <w:pPr>
-        <w:numPr>
-          <w:ilvl w:val="0"/>
-          <w:numId w:val="1005"/>
-        </w:numPr>
+    </w:p>
+    <w:p>
+      <w:pPr>
+        <w:pStyle w:val="BodyText"/>
       </w:pPr>
       <w:r>
         <w:t xml:space="preserve">NOAH: You told Lily’s story. Without her name.</w:t>
       </w:r>
-      <w:r>
-        <w:t xml:space="preserve"> </w:t>
-      </w:r>
-      <w:r>
-        <w:t xml:space="preserve">노아: 릴리 이야기를 했네요. 이름 없이.</w:t>
-      </w:r>
-    </w:p>
-    <w:p>
-      <w:pPr>
-        <w:numPr>
-          <w:ilvl w:val="0"/>
-          <w:numId w:val="1005"/>
-        </w:numPr>
+    </w:p>
+    <w:p>
+      <w:pPr>
+        <w:pStyle w:val="BodyText"/>
       </w:pPr>
       <w:r>
         <w:t xml:space="preserve">ELENA: It’s my story too. That night was my clock, and I carry it every day. But it’s her face, so I’ll text her tonight and ask before I tell it again.</w:t>
       </w:r>
-      <w:r>
-        <w:t xml:space="preserve"> </w:t>
-      </w:r>
-      <w:r>
-        <w:t xml:space="preserve">엘레나: 내 이야기이기도 해요. 그날 밤은 내 시계였고, 매일 그걸 안고 살아요. 하지만 그건 그녀의 얼굴이니까, 오늘 밤 문자해서 다시 말하기 전에 물어볼게요.</w:t>
-      </w:r>
-    </w:p>
-    <w:p>
-      <w:pPr>
-        <w:numPr>
-          <w:ilvl w:val="0"/>
-          <w:numId w:val="1005"/>
-        </w:numPr>
+    </w:p>
+    <w:p>
+      <w:pPr>
+        <w:pStyle w:val="BodyText"/>
       </w:pPr>
       <w:r>
         <w:t xml:space="preserve">NOAH: She’ll say it’s fine. If you ask first.</w:t>
       </w:r>
-      <w:r>
-        <w:t xml:space="preserve"> </w:t>
-      </w:r>
-      <w:r>
-        <w:t xml:space="preserve">노아: 괜찮다고 할 거예요. 먼저 물어보면.</w:t>
-      </w:r>
-    </w:p>
-    <w:p>
-      <w:pPr>
-        <w:numPr>
-          <w:ilvl w:val="0"/>
-          <w:numId w:val="1005"/>
-        </w:numPr>
+    </w:p>
+    <w:p>
+      <w:pPr>
+        <w:pStyle w:val="BodyText"/>
       </w:pPr>
       <w:r>
         <w:t xml:space="preserve">CARMEN: Dr. Ruiz! My husband just texted.</w:t>
@@ -2305,11 +1267,37 @@
       <w:r>
         <w:t xml:space="preserve">”</w:t>
       </w:r>
-      <w:r>
-        <w:t xml:space="preserve"> </w:t>
-      </w:r>
-      <w:r>
-        <w:t xml:space="preserve">카르멘: 루이즈 선생님! 남편이 방금 문자했어요.</w:t>
+    </w:p>
+    <w:p>
+      <w:pPr>
+        <w:pStyle w:val="BodyText"/>
+      </w:pPr>
+      <w:r>
+        <w:t xml:space="preserve">ELENA: Rested. Not different. That’s the goal.</w:t>
+      </w:r>
+    </w:p>
+    <w:p>
+      <w:pPr>
+        <w:pStyle w:val="BodyText"/>
+      </w:pPr>
+      <w:r>
+        <w:t xml:space="preserve">DEREK: Noah. Bad news. Something I heard at lunch.</w:t>
+      </w:r>
+    </w:p>
+    <w:p>
+      <w:pPr>
+        <w:pStyle w:val="BodyText"/>
+      </w:pPr>
+      <w:r>
+        <w:t xml:space="preserve">NOAH: Go ahead.</w:t>
+      </w:r>
+    </w:p>
+    <w:p>
+      <w:pPr>
+        <w:pStyle w:val="BodyText"/>
+      </w:pPr>
+      <w:r>
+        <w:t xml:space="preserve">DEREK: Kyle is telling doctors,</w:t>
       </w:r>
       <w:r>
         <w:t xml:space="preserve"> </w:t>
@@ -2318,7 +1306,7 @@
         <w:t xml:space="preserve">“</w:t>
       </w:r>
       <w:r>
-        <w:t xml:space="preserve">잘 잤어?</w:t>
+        <w:t xml:space="preserve">Veyra dissolves faster. So it won’t last.</w:t>
       </w:r>
       <w:r>
         <w:t xml:space="preserve">”</w:t>
@@ -2326,122 +1314,15 @@
     </w:p>
     <w:p>
       <w:pPr>
-        <w:numPr>
-          <w:ilvl w:val="0"/>
-          <w:numId w:val="1005"/>
-        </w:numPr>
-      </w:pPr>
-      <w:r>
-        <w:t xml:space="preserve">ELENA: Rested. Not different. That’s the goal.</w:t>
-      </w:r>
-      <w:r>
-        <w:t xml:space="preserve"> </w:t>
-      </w:r>
-      <w:r>
-        <w:t xml:space="preserve">엘레나: 쉰 것처럼. 달라 보이지 않게. 그게 목표예요.</w:t>
-      </w:r>
-    </w:p>
-    <w:p>
-      <w:pPr>
-        <w:numPr>
-          <w:ilvl w:val="0"/>
-          <w:numId w:val="1005"/>
-        </w:numPr>
-      </w:pPr>
-      <w:r>
-        <w:t xml:space="preserve">DEREK: Noah. Bad news. Something I heard at lunch.</w:t>
-      </w:r>
-      <w:r>
-        <w:t xml:space="preserve"> </w:t>
-      </w:r>
-      <w:r>
-        <w:t xml:space="preserve">데릭: 노아. 나쁜 소식. 점심때 들은 거예요.</w:t>
-      </w:r>
-    </w:p>
-    <w:p>
-      <w:pPr>
-        <w:numPr>
-          <w:ilvl w:val="0"/>
-          <w:numId w:val="1005"/>
-        </w:numPr>
-      </w:pPr>
-      <w:r>
-        <w:t xml:space="preserve">NOAH: Go ahead.</w:t>
-      </w:r>
-      <w:r>
-        <w:t xml:space="preserve"> </w:t>
-      </w:r>
-      <w:r>
-        <w:t xml:space="preserve">노아: 말해요.</w:t>
-      </w:r>
-    </w:p>
-    <w:p>
-      <w:pPr>
-        <w:numPr>
-          <w:ilvl w:val="0"/>
-          <w:numId w:val="1005"/>
-        </w:numPr>
-      </w:pPr>
-      <w:r>
-        <w:t xml:space="preserve">DEREK: Kyle is telling doctors,</w:t>
-      </w:r>
-      <w:r>
-        <w:t xml:space="preserve"> </w:t>
-      </w:r>
-      <w:r>
-        <w:t xml:space="preserve">“</w:t>
-      </w:r>
-      <w:r>
-        <w:t xml:space="preserve">Veyra dissolves faster. So it won’t last.</w:t>
-      </w:r>
-      <w:r>
-        <w:t xml:space="preserve">”</w:t>
-      </w:r>
-      <w:r>
-        <w:t xml:space="preserve"> </w:t>
-      </w:r>
-      <w:r>
-        <w:t xml:space="preserve">데릭: 카일이 의사들한테</w:t>
-      </w:r>
-      <w:r>
-        <w:t xml:space="preserve"> </w:t>
-      </w:r>
-      <w:r>
-        <w:t xml:space="preserve">“</w:t>
-      </w:r>
-      <w:r>
-        <w:t xml:space="preserve">베이라는 빨리 녹아. 그러니 오래 안 가</w:t>
-      </w:r>
-      <w:r>
-        <w:t xml:space="preserve">”</w:t>
-      </w:r>
-      <w:r>
-        <w:t xml:space="preserve">라고 하고 다녀요.</w:t>
-      </w:r>
-    </w:p>
-    <w:p>
-      <w:pPr>
-        <w:numPr>
-          <w:ilvl w:val="0"/>
-          <w:numId w:val="1005"/>
-        </w:numPr>
+        <w:pStyle w:val="BodyText"/>
       </w:pPr>
       <w:r>
         <w:t xml:space="preserve">ZOE: That’s false! Twelve months. Seventy-one versus seventy.</w:t>
       </w:r>
-      <w:r>
-        <w:t xml:space="preserve"> </w:t>
-      </w:r>
-      <w:r>
-        <w:t xml:space="preserve">조이: 거짓이에요! 12개월. 71 대 70.</w:t>
-      </w:r>
-    </w:p>
-    <w:p>
-      <w:pPr>
-        <w:numPr>
-          <w:ilvl w:val="0"/>
-          <w:numId w:val="1005"/>
-        </w:numPr>
+    </w:p>
+    <w:p>
+      <w:pPr>
+        <w:pStyle w:val="BodyText"/>
       </w:pPr>
       <w:r>
         <w:t xml:space="preserve">DEREK: I know it’s false. But it sounds logical, and that’s why it’s dangerous. A busy doctor hears</w:t>
@@ -2482,45 +1363,21 @@
       <w:r>
         <w:t xml:space="preserve">Nobody checks the twelve-month data.</w:t>
       </w:r>
-      <w:r>
-        <w:t xml:space="preserve"> </w:t>
-      </w:r>
-      <w:r>
-        <w:t xml:space="preserve">데릭: 거짓인 거 알아요. 하지만 그럴듯하게 들리고, 그래서 위험해요. 바쁜 의사는 ’더 빨리 녹는다’를 듣고 ’더 빨리 분해된다’고 생각해요. 12개월 데이터는 아무도 확인 안 하죠.</w:t>
-      </w:r>
-    </w:p>
-    <w:p>
-      <w:pPr>
-        <w:numPr>
-          <w:ilvl w:val="0"/>
-          <w:numId w:val="1005"/>
-        </w:numPr>
+    </w:p>
+    <w:p>
+      <w:pPr>
+        <w:pStyle w:val="BodyText"/>
       </w:pPr>
       <w:r>
         <w:t xml:space="preserve">NOAH: Then we answer it. Calmly. With data. Every rep. Same words.</w:t>
       </w:r>
-      <w:r>
-        <w:t xml:space="preserve"> </w:t>
-      </w:r>
-      <w:r>
-        <w:t xml:space="preserve">노아: 그럼 답하죠. 차분하게. 데이터로. 모든 영업 사원이. 같은 말로.</w:t>
-      </w:r>
-    </w:p>
-    <w:p>
-      <w:pPr>
-        <w:numPr>
-          <w:ilvl w:val="0"/>
-          <w:numId w:val="1005"/>
-        </w:numPr>
+    </w:p>
+    <w:p>
+      <w:pPr>
+        <w:pStyle w:val="BodyText"/>
       </w:pPr>
       <w:r>
         <w:t xml:space="preserve">ZOE: A battlecard. Monday morning. I’ll bring the coffee. Derek brings Kyle’s lines.</w:t>
-      </w:r>
-      <w:r>
-        <w:t xml:space="preserve"> </w:t>
-      </w:r>
-      <w:r>
-        <w:t xml:space="preserve">조이: 배틀카드. 월요일 아침. 커피는 제가 가져올게요. 데릭은 카일의 대사를 가져와요.</w:t>
       </w:r>
     </w:p>
     <w:p>
@@ -2661,7 +1518,7 @@
               <w:jc w:val="left"/>
             </w:pPr>
             <w:r>
-              <w:t xml:space="preserve">16턴. 시연 시작 시 투명성을 약속하는 오프닝.</w:t>
+              <w:t xml:space="preserve">장면1. 시연 시작 시 투명성을 약속하는 오프닝.</w:t>
             </w:r>
           </w:p>
         </w:tc>
@@ -2711,7 +1568,7 @@
               <w:jc w:val="left"/>
             </w:pPr>
             <w:r>
-              <w:t xml:space="preserve">22턴. 화면·실물을 가리키며 해설하는 기본 표현.</w:t>
+              <w:t xml:space="preserve">장면1. 화면·실물을 가리키며 해설하는 기본 표현.</w:t>
             </w:r>
           </w:p>
         </w:tc>
@@ -2761,7 +1618,7 @@
               <w:jc w:val="left"/>
             </w:pPr>
             <w:r>
-              <w:t xml:space="preserve">26턴. 청중의 주의를 특정 특징으로 이끄는 표현.</w:t>
+              <w:t xml:space="preserve">장면1. 청중의 주의를 특정 특징으로 이끄는 표현.</w:t>
             </w:r>
           </w:p>
         </w:tc>
@@ -2811,7 +1668,7 @@
               <w:jc w:val="left"/>
             </w:pPr>
             <w:r>
-              <w:t xml:space="preserve">30턴. 회의적인 사람을 직접 체험으로 초대하기.</w:t>
+              <w:t xml:space="preserve">장면1. 회의적인 사람을 직접 체험으로 초대하기.</w:t>
             </w:r>
           </w:p>
         </w:tc>
@@ -2861,7 +1718,7 @@
               <w:jc w:val="left"/>
             </w:pPr>
             <w:r>
-              <w:t xml:space="preserve">34턴. 시연 중간 점검.</w:t>
+              <w:t xml:space="preserve">장면1. 시연 중간 점검.</w:t>
             </w:r>
           </w:p>
         </w:tc>
@@ -2911,7 +1768,7 @@
               <w:jc w:val="left"/>
             </w:pPr>
             <w:r>
-              <w:t xml:space="preserve">38턴. 제품 기대치를 정확히 관리하는 표현.</w:t>
+              <w:t xml:space="preserve">장면1. 제품 기대치를 정확히 관리하는 표현.</w:t>
             </w:r>
           </w:p>
         </w:tc>
@@ -2961,7 +1818,7 @@
               <w:jc w:val="left"/>
             </w:pPr>
             <w:r>
-              <w:t xml:space="preserve">51·74턴. 시연 결과를 과장하지 않는 필수 문구.</w:t>
+              <w:t xml:space="preserve">장면2. 시연 결과를 과장하지 않는 필수 문구.</w:t>
             </w:r>
           </w:p>
         </w:tc>
@@ -3011,7 +1868,7 @@
               <w:jc w:val="left"/>
             </w:pPr>
             <w:r>
-              <w:t xml:space="preserve">79턴. 청중에게 판단을 맡겨 신뢰를 얻는 화법.</w:t>
+              <w:t xml:space="preserve">장면2. 청중에게 판단을 맡겨 신뢰를 얻는 화법.</w:t>
             </w:r>
           </w:p>
         </w:tc>
@@ -3061,7 +1918,7 @@
               <w:jc w:val="left"/>
             </w:pPr>
             <w:r>
-              <w:t xml:space="preserve">89턴. 의사 대상 보수 지급의 투명성 원칙.</w:t>
+              <w:t xml:space="preserve">절정·전환. 의사 대상 보수 지급의 투명성 원칙.</w:t>
             </w:r>
           </w:p>
         </w:tc>
@@ -3111,7 +1968,7 @@
               <w:jc w:val="left"/>
             </w:pPr>
             <w:r>
-              <w:t xml:space="preserve">118턴. 경쟁사의 그럴듯한 오정보(FUD)에 대한 경계.</w:t>
+              <w:t xml:space="preserve">마무리. 경쟁사의 그럴듯한 오정보(FUD)에 대한 경계.</w:t>
             </w:r>
           </w:p>
         </w:tc>
@@ -3689,7 +2546,7 @@
           <w:bCs/>
           <w:b/>
         </w:rPr>
-        <w:t xml:space="preserve">77턴 ELENA:</w:t>
+        <w:t xml:space="preserve">ELENA (장면2):</w:t>
       </w:r>
       <w:r>
         <w:t xml:space="preserve"> </w:t>
@@ -3946,9 +2803,1099 @@
         <w:t xml:space="preserve">고객 한 명의 성공 사례를 소개한 뒤, 같은 구조로 전체 데이터와 사례의 한계를 30단어 안팎으로 구분해 말해 보기.</w:t>
       </w:r>
     </w:p>
+    <w:p>
+      <w:r>
+        <w:pict>
+          <v:rect style="width:0;height:1.5pt" o:hralign="center" o:hrstd="t" o:hr="t"/>
+        </w:pict>
+      </w:r>
+    </w:p>
     <w:bookmarkEnd w:id="30"/>
     <w:bookmarkEnd w:id="31"/>
+    <w:bookmarkStart w:id="37" w:name="한국어-번역"/>
+    <w:p>
+      <w:pPr>
+        <w:pStyle w:val="Heading2"/>
+      </w:pPr>
+      <w:r>
+        <w:t xml:space="preserve">한국어 번역</w:t>
+      </w:r>
+    </w:p>
+    <w:bookmarkStart w:id="32" w:name="도입-오전-9시-준비실-1"/>
+    <w:p>
+      <w:pPr>
+        <w:pStyle w:val="Heading3"/>
+      </w:pPr>
+      <w:r>
+        <w:t xml:space="preserve">도입 — 오전 9시, 준비실</w:t>
+      </w:r>
+    </w:p>
+    <w:p>
+      <w:pPr>
+        <w:pStyle w:val="FirstParagraph"/>
+      </w:pPr>
+      <w:r>
+        <w:t xml:space="preserve">웨이드: 50석. 의사 53명. 세 명은 서 있어요. 만족해요?</w:t>
+      </w:r>
+    </w:p>
+    <w:p>
+      <w:pPr>
+        <w:pStyle w:val="BodyText"/>
+      </w:pPr>
+      <w:r>
+        <w:t xml:space="preserve">조이: 아주요. 감사합니다, 웨이드 선생님.</w:t>
+      </w:r>
+    </w:p>
+    <w:p>
+      <w:pPr>
+        <w:pStyle w:val="BodyText"/>
+      </w:pPr>
+      <w:r>
+        <w:t xml:space="preserve">엘레나: 모델은 어디 있어요? 동의서를 다시 확인해야 해요.</w:t>
+      </w:r>
+    </w:p>
+    <w:p>
+      <w:pPr>
+        <w:pStyle w:val="BodyText"/>
+      </w:pPr>
+      <w:r>
+        <w:t xml:space="preserve">카르멘: 여기요. 카르멘 오르티즈. 전부 두 번씩 서명했어요. 좀 긴장돼요.</w:t>
+      </w:r>
+    </w:p>
+    <w:p>
+      <w:pPr>
+        <w:pStyle w:val="BodyText"/>
+      </w:pPr>
+      <w:r>
+        <w:t xml:space="preserve">엘레나: 나도요, 카르멘. 정상이에요. 의사 50명이 내 손을 볼 거예요.</w:t>
+      </w:r>
+    </w:p>
+    <w:p>
+      <w:pPr>
+        <w:pStyle w:val="BodyText"/>
+      </w:pPr>
+      <w:r>
+        <w:t xml:space="preserve">노아: 다이앤이 전화에 있어요. 1분만 달래요.</w:t>
+      </w:r>
+    </w:p>
+    <w:p>
+      <w:pPr>
+        <w:pStyle w:val="BodyText"/>
+      </w:pPr>
+      <w:r>
+        <w:t xml:space="preserve">다이앤: 엘레나. 오늘 규칙 둘. 첫째, 라벨 범위 지키기. 팔자주름만.</w:t>
+      </w:r>
+    </w:p>
+    <w:p>
+      <w:pPr>
+        <w:pStyle w:val="BodyText"/>
+      </w:pPr>
+      <w:r>
+        <w:t xml:space="preserve">엘레나: 물론이죠. 그리고 둘째?</w:t>
+      </w:r>
+    </w:p>
+    <w:p>
+      <w:pPr>
+        <w:pStyle w:val="BodyText"/>
+      </w:pPr>
+      <w:r>
+        <w:t xml:space="preserve">다이앤: 팔뚝 테스트는 시연이에요. 데이터가 아니고요. 팔 하나, 사람 하나, 대조군 없음. 그 말을 정확히, 소리 내서 해요. 어떤 의사도 그걸 연구처럼 인용하며 나가지 않게.</w:t>
+      </w:r>
+    </w:p>
+    <w:p>
+      <w:pPr>
+        <w:pStyle w:val="BodyText"/>
+      </w:pPr>
+      <w:r>
+        <w:t xml:space="preserve">엘레나:</w:t>
+      </w:r>
+      <w:r>
+        <w:t xml:space="preserve"> </w:t>
+      </w:r>
+      <w:r>
+        <w:t xml:space="preserve">“</w:t>
+      </w:r>
+      <w:r>
+        <w:t xml:space="preserve">시연이지 데이터가 아니다.</w:t>
+      </w:r>
+      <w:r>
+        <w:t xml:space="preserve">”</w:t>
+      </w:r>
+      <w:r>
+        <w:t xml:space="preserve"> </w:t>
+      </w:r>
+      <w:r>
+        <w:t xml:space="preserve">세 번 말할게요.</w:t>
+      </w:r>
+    </w:p>
+    <w:p>
+      <w:pPr>
+        <w:pStyle w:val="BodyText"/>
+      </w:pPr>
+      <w:r>
+        <w:t xml:space="preserve">타샤: 카메라 준비됐어요. 하나는 손에. 하나는 카르멘 얼굴에.</w:t>
+      </w:r>
+    </w:p>
+    <w:p>
+      <w:pPr>
+        <w:pStyle w:val="BodyText"/>
+      </w:pPr>
+      <w:r>
+        <w:t xml:space="preserve">데릭: 하다드 선생님 왔어요. 그리고 키샤도. 화요일에 합격했어요. 94점.</w:t>
+      </w:r>
+    </w:p>
+    <w:p>
+      <w:pPr>
+        <w:pStyle w:val="BodyText"/>
+      </w:pPr>
+      <w:r>
+        <w:t xml:space="preserve">조이: 그럼 세 번째 줄 남자는요? 팔짱 낀?</w:t>
+      </w:r>
+    </w:p>
+    <w:p>
+      <w:pPr>
+        <w:pStyle w:val="BodyText"/>
+      </w:pPr>
+      <w:r>
+        <w:t xml:space="preserve">웨이드: 브라이언 콜, 성형외과 의사. 신제품 필러는 다 꼼수라고 생각하고, 보통 처음 5분 안에 그렇게 말해요. 하지만 그 사람을 설득하면, 이 방 절반이 따라와요.</w:t>
+      </w:r>
+    </w:p>
+    <w:p>
+      <w:pPr>
+        <w:pStyle w:val="BodyText"/>
+      </w:pPr>
+      <w:r>
+        <w:t xml:space="preserve">엘레나: 좋아요. 증거를 원하는 청중이 좋아요.</w:t>
+      </w:r>
+    </w:p>
     <w:bookmarkEnd w:id="32"/>
+    <w:bookmarkStart w:id="33" w:name="장면1-라이브-시술과-실시간-해설-1"/>
+    <w:p>
+      <w:pPr>
+        <w:pStyle w:val="Heading3"/>
+      </w:pPr>
+      <w:r>
+        <w:t xml:space="preserve">장면1 — 라이브 시술과 실시간 해설</w:t>
+      </w:r>
+    </w:p>
+    <w:p>
+      <w:pPr>
+        <w:pStyle w:val="FirstParagraph"/>
+      </w:pPr>
+      <w:r>
+        <w:t xml:space="preserve">엘레나: 좋은 아침입니다. 엘레나 루이즈예요. 오늘 전부 보실 거예요. 제 실수까지도.</w:t>
+      </w:r>
+    </w:p>
+    <w:p>
+      <w:pPr>
+        <w:pStyle w:val="BodyText"/>
+      </w:pPr>
+      <w:r>
+        <w:t xml:space="preserve">콜: 실수할 계획이에요?</w:t>
+      </w:r>
+    </w:p>
+    <w:p>
+      <w:pPr>
+        <w:pStyle w:val="BodyText"/>
+      </w:pPr>
+      <w:r>
+        <w:t xml:space="preserve">엘레나: 계획한 적은 없죠. 늘 가능하고요. 그게 의학이에요. 이쪽은 카르멘.</w:t>
+      </w:r>
+    </w:p>
+    <w:p>
+      <w:pPr>
+        <w:pStyle w:val="BodyText"/>
+      </w:pPr>
+      <w:r>
+        <w:t xml:space="preserve">카르멘: 안녕하세요, 여러분. 제 주름 너무 쳐다보지 마세요.</w:t>
+      </w:r>
+    </w:p>
+    <w:p>
+      <w:pPr>
+        <w:pStyle w:val="BodyText"/>
+      </w:pPr>
+      <w:r>
+        <w:t xml:space="preserve">웨이드: 우린 의사예요, 카르멘. 그게 말 그대로 일이에요.</w:t>
+      </w:r>
+    </w:p>
+    <w:p>
+      <w:pPr>
+        <w:pStyle w:val="BodyText"/>
+      </w:pPr>
+      <w:r>
+        <w:t xml:space="preserve">타샤: 중등도 팔자주름. 양쪽. 정확히 저희 라벨 적응증이에요.</w:t>
+      </w:r>
+    </w:p>
+    <w:p>
+      <w:pPr>
+        <w:pStyle w:val="BodyText"/>
+      </w:pPr>
+      <w:r>
+        <w:t xml:space="preserve">엘레나: 먼저 위험 부위를 표시해요. 보시다시피 안면 동맥이 바로 여기, 이 선을 따라 지나가요. 어디로 가면 안 되는지 우리 모두 기억하도록 그려 두는 거예요.</w:t>
+      </w:r>
+    </w:p>
+    <w:p>
+      <w:pPr>
+        <w:pStyle w:val="BodyText"/>
+      </w:pPr>
+      <w:r>
+        <w:t xml:space="preserve">하다드: 바늘이에요, 캐뉼라예요?</w:t>
+      </w:r>
+    </w:p>
+    <w:p>
+      <w:pPr>
+        <w:pStyle w:val="BodyText"/>
+      </w:pPr>
+      <w:r>
+        <w:t xml:space="preserve">엘레나: 이 부위엔 캐뉼라. 25게이지. 동맥 근처 위험이 적어요.</w:t>
+      </w:r>
+    </w:p>
+    <w:p>
+      <w:pPr>
+        <w:pStyle w:val="BodyText"/>
+      </w:pPr>
+      <w:r>
+        <w:t xml:space="preserve">타샤: 2번 스크린. 왼손을 보세요. 조직을 확인하고 있어요.</w:t>
+      </w:r>
+    </w:p>
+    <w:p>
+      <w:pPr>
+        <w:pStyle w:val="BodyText"/>
+      </w:pPr>
+      <w:r>
+        <w:t xml:space="preserve">엘레나: 이제 주입해요. 천천히. 얼마나 부드럽게 흐르는지 보세요.</w:t>
+      </w:r>
+    </w:p>
+    <w:p>
+      <w:pPr>
+        <w:pStyle w:val="BodyText"/>
+      </w:pPr>
+      <w:r>
+        <w:t xml:space="preserve">키샤: 그게</w:t>
+      </w:r>
+      <w:r>
+        <w:t xml:space="preserve"> </w:t>
+      </w:r>
+      <w:r>
+        <w:t xml:space="preserve">“</w:t>
+      </w:r>
+      <w:r>
+        <w:t xml:space="preserve">따뜻한 꿀</w:t>
+      </w:r>
+      <w:r>
+        <w:t xml:space="preserve">”</w:t>
+      </w:r>
+      <w:r>
+        <w:t xml:space="preserve"> </w:t>
+      </w:r>
+      <w:r>
+        <w:t xml:space="preserve">느낌이에요?</w:t>
+      </w:r>
+    </w:p>
+    <w:p>
+      <w:pPr>
+        <w:pStyle w:val="BodyText"/>
+      </w:pPr>
+      <w:r>
+        <w:t xml:space="preserve">엘레나: 바로 그거예요. 낮은 압출력. 엄지에 힘이 많이 안 들어가요.</w:t>
+      </w:r>
+    </w:p>
+    <w:p>
+      <w:pPr>
+        <w:pStyle w:val="BodyText"/>
+      </w:pPr>
+      <w:r>
+        <w:t xml:space="preserve">콜: 영업 사원들은 다 자기 필러가 부드럽다고 해요.</w:t>
+      </w:r>
+    </w:p>
+    <w:p>
+      <w:pPr>
+        <w:pStyle w:val="BodyText"/>
+      </w:pPr>
+      <w:r>
+        <w:t xml:space="preserve">엘레나: 그럼 와서 느껴 봐요. 시연 끝나고. 직접 주사기를 눌러 보세요.</w:t>
+      </w:r>
+    </w:p>
+    <w:p>
+      <w:pPr>
+        <w:pStyle w:val="BodyText"/>
+      </w:pPr>
+      <w:r>
+        <w:t xml:space="preserve">콜: 그럴게요.</w:t>
+      </w:r>
+    </w:p>
+    <w:p>
+      <w:pPr>
+        <w:pStyle w:val="BodyText"/>
+      </w:pPr>
+      <w:r>
+        <w:t xml:space="preserve">엘레나: 카르멘, 통증은 어때요? 1에서 10?</w:t>
+      </w:r>
+    </w:p>
+    <w:p>
+      <w:pPr>
+        <w:pStyle w:val="BodyText"/>
+      </w:pPr>
+      <w:r>
+        <w:t xml:space="preserve">카르멘: 2. 어쩌면 1. 마취가 잘 돼요.</w:t>
+      </w:r>
+    </w:p>
+    <w:p>
+      <w:pPr>
+        <w:pStyle w:val="BodyText"/>
+      </w:pPr>
+      <w:r>
+        <w:t xml:space="preserve">엘레나: 젤에 리도카인이 들어 있어요. 이제 표준이죠. 지금까지 질문 있으세요?</w:t>
+      </w:r>
+    </w:p>
+    <w:p>
+      <w:pPr>
+        <w:pStyle w:val="BodyText"/>
+      </w:pPr>
+      <w:r>
+        <w:t xml:space="preserve">하다드: 한쪽에 제품 얼마나요?</w:t>
+      </w:r>
+    </w:p>
+    <w:p>
+      <w:pPr>
+        <w:pStyle w:val="BodyText"/>
+      </w:pPr>
+      <w:r>
+        <w:t xml:space="preserve">엘레나: 0.8밀리리터. 생각보다 적죠. 더할 순 있어요. 쉽게 빼진 못하고요.</w:t>
+      </w:r>
+    </w:p>
+    <w:p>
+      <w:pPr>
+        <w:pStyle w:val="BodyText"/>
+      </w:pPr>
+      <w:r>
+        <w:t xml:space="preserve">콜: 쉽게 못 뺀다고요? 그게 당신네 핵심 장점인 줄 알았는데.</w:t>
+      </w:r>
+    </w:p>
+    <w:p>
+      <w:pPr>
+        <w:pStyle w:val="BodyText"/>
+      </w:pPr>
+      <w:r>
+        <w:t xml:space="preserve">엘레나: 더 빨리 녹는 건 맞아요. 하지만 즉시도 아니고, 지우개도 아니에요. 문제가 생기면 여전히 몇 분을 잃어요. 그래서 다른 어떤 필러만큼이나 신중하게 주입해요.</w:t>
+      </w:r>
+    </w:p>
+    <w:p>
+      <w:pPr>
+        <w:pStyle w:val="BodyText"/>
+      </w:pPr>
+      <w:r>
+        <w:t xml:space="preserve">웨이드: 좋은 대답이네요.</w:t>
+      </w:r>
+    </w:p>
+    <w:p>
+      <w:pPr>
+        <w:pStyle w:val="BodyText"/>
+      </w:pPr>
+      <w:r>
+        <w:t xml:space="preserve">엘레나: 이제 부드럽게 마사지해요. 퍼짐을 보세요. 고르고. 뭉침 없음.</w:t>
+      </w:r>
+    </w:p>
+    <w:p>
+      <w:pPr>
+        <w:pStyle w:val="BodyText"/>
+      </w:pPr>
+      <w:r>
+        <w:t xml:space="preserve">키샤: 최종 결과까진 얼마나 걸려요?</w:t>
+      </w:r>
+    </w:p>
+    <w:p>
+      <w:pPr>
+        <w:pStyle w:val="BodyText"/>
+      </w:pPr>
+      <w:r>
+        <w:t xml:space="preserve">엘레나: 부기가 가라앉는 데 2주. 오늘은 80퍼센트를 보는 거예요.</w:t>
+      </w:r>
+    </w:p>
+    <w:p>
+      <w:pPr>
+        <w:pStyle w:val="BodyText"/>
+      </w:pPr>
+      <w:r>
+        <w:t xml:space="preserve">타샤: 이제 반대쪽. 카르멘 얼굴 말고 손을 보세요. 1번 스크린.</w:t>
+      </w:r>
+    </w:p>
+    <w:p>
+      <w:pPr>
+        <w:pStyle w:val="BodyText"/>
+      </w:pPr>
+      <w:r>
+        <w:t xml:space="preserve">키샤: 정말 천천히 하시네요. 일부러예요?</w:t>
+      </w:r>
+    </w:p>
+    <w:p>
+      <w:pPr>
+        <w:pStyle w:val="BodyText"/>
+      </w:pPr>
+      <w:r>
+        <w:t xml:space="preserve">엘레나: 일부러요. 느린 게 안전해요. 끝. 11분. 카르멘, 봐요.</w:t>
+      </w:r>
+    </w:p>
+    <w:p>
+      <w:pPr>
+        <w:pStyle w:val="BodyText"/>
+      </w:pPr>
+      <w:r>
+        <w:t xml:space="preserve">카르멘: 오. 저… 푹 쉰 것 같아요. 달라진 게 아니라. 그냥 쉰 것 같아요.</w:t>
+      </w:r>
+    </w:p>
+    <w:p>
+      <w:pPr>
+        <w:pStyle w:val="BodyText"/>
+      </w:pPr>
+      <w:r>
+        <w:t xml:space="preserve">웨이드: 그게 미용 분야 최고의 칭찬이에요.</w:t>
+      </w:r>
+    </w:p>
+    <w:p>
+      <w:pPr>
+        <w:pStyle w:val="BodyText"/>
+      </w:pPr>
+      <w:r>
+        <w:t xml:space="preserve">노아: 10분 휴식. 그다음 팔뚝 테스트.</w:t>
+      </w:r>
+    </w:p>
+    <w:p>
+      <w:pPr>
+        <w:pStyle w:val="BodyText"/>
+      </w:pPr>
+      <w:r>
+        <w:t xml:space="preserve">콜: 누구 팔뚝이요?</w:t>
+      </w:r>
+    </w:p>
+    <w:p>
+      <w:pPr>
+        <w:pStyle w:val="BodyText"/>
+      </w:pPr>
+      <w:r>
+        <w:t xml:space="preserve">엘레나: 제 거요.</w:t>
+      </w:r>
+    </w:p>
+    <w:bookmarkEnd w:id="33"/>
+    <w:bookmarkStart w:id="34" w:name="장면2-팔뚝-용해-시연-1"/>
+    <w:p>
+      <w:pPr>
+        <w:pStyle w:val="Heading3"/>
+      </w:pPr>
+      <w:r>
+        <w:t xml:space="preserve">장면2 — 팔뚝 용해 시연</w:t>
+      </w:r>
+    </w:p>
+    <w:p>
+      <w:pPr>
+        <w:pStyle w:val="FirstParagraph"/>
+      </w:pPr>
+      <w:r>
+        <w:t xml:space="preserve">엘레나: 시작 전에 세 단어. 시연이지, 데이터가 아니다.</w:t>
+      </w:r>
+    </w:p>
+    <w:p>
+      <w:pPr>
+        <w:pStyle w:val="BodyText"/>
+      </w:pPr>
+      <w:r>
+        <w:t xml:space="preserve">콜: 다섯 단어인데요.</w:t>
+      </w:r>
+    </w:p>
+    <w:p>
+      <w:pPr>
+        <w:pStyle w:val="BodyText"/>
+      </w:pPr>
+      <w:r>
+        <w:t xml:space="preserve">웨이드: 피부과 의사예요, 브라이언. 수학자가 아니라.</w:t>
+      </w:r>
+    </w:p>
+    <w:p>
+      <w:pPr>
+        <w:pStyle w:val="BodyText"/>
+      </w:pPr>
+      <w:r>
+        <w:t xml:space="preserve">엘레나: 설정은 이래요. 왼팔엔 베이라 필 작은 방울. 오른팔엔 루마덤. 같은 양, 같은 깊이. 그래서 유일한 차이는 제품이에요.</w:t>
+      </w:r>
+    </w:p>
+    <w:p>
+      <w:pPr>
+        <w:pStyle w:val="BodyText"/>
+      </w:pPr>
+      <w:r>
+        <w:t xml:space="preserve">타샤: 둘 다 같은 시간에 주입했어요. 30분 전에. 피부 아래.</w:t>
+      </w:r>
+    </w:p>
+    <w:p>
+      <w:pPr>
+        <w:pStyle w:val="BodyText"/>
+      </w:pPr>
+      <w:r>
+        <w:t xml:space="preserve">콜: 확인해도 돼요? 양팔 다?</w:t>
+      </w:r>
+    </w:p>
+    <w:p>
+      <w:pPr>
+        <w:pStyle w:val="BodyText"/>
+      </w:pPr>
+      <w:r>
+        <w:t xml:space="preserve">엘레나: 그러세요. 올라와요. 둘 다 만져 봐요.</w:t>
+      </w:r>
+    </w:p>
+    <w:p>
+      <w:pPr>
+        <w:pStyle w:val="BodyText"/>
+      </w:pPr>
+      <w:r>
+        <w:t xml:space="preserve">콜: …단단한 방울 두 개, 크기도 비슷하고, 둘 다 말한 그 자리에 있네요. 좋아요. 아직은 속임수 없어요. 하지만 타이머는 제가 직접, 아주 자세히 볼 거예요.</w:t>
+      </w:r>
+    </w:p>
+    <w:p>
+      <w:pPr>
+        <w:pStyle w:val="BodyText"/>
+      </w:pPr>
+      <w:r>
+        <w:t xml:space="preserve">엘레나: 타샤, 히알루로니다아제. 같은 용량. 양팔. 타이머 둘 다 시작.</w:t>
+      </w:r>
+    </w:p>
+    <w:p>
+      <w:pPr>
+        <w:pStyle w:val="BodyText"/>
+      </w:pPr>
+      <w:r>
+        <w:t xml:space="preserve">타샤: 타이머 화면에. 왼쪽 베이라. 오른쪽 루마덤. 시작.</w:t>
+      </w:r>
+    </w:p>
+    <w:p>
+      <w:pPr>
+        <w:pStyle w:val="BodyText"/>
+      </w:pPr>
+      <w:r>
+        <w:t xml:space="preserve">키샤: 스포츠 경기 같아요.</w:t>
+      </w:r>
+    </w:p>
+    <w:p>
+      <w:pPr>
+        <w:pStyle w:val="BodyText"/>
+      </w:pPr>
+      <w:r>
+        <w:t xml:space="preserve">타샤: 기다리는 동안요, 엘레나. 이게 왜 중요해요?</w:t>
+      </w:r>
+    </w:p>
+    <w:p>
+      <w:pPr>
+        <w:pStyle w:val="BodyText"/>
+      </w:pPr>
+      <w:r>
+        <w:t xml:space="preserve">엘레나: 어느 밤. 몇 년 전. 제 응급실. 젊은 여성. 혈관 폐색. 코였어요.</w:t>
+      </w:r>
+    </w:p>
+    <w:p>
+      <w:pPr>
+        <w:pStyle w:val="BodyText"/>
+      </w:pPr>
+      <w:r>
+        <w:t xml:space="preserve">하다드: 녹이는 데 얼마나 걸렸어요?</w:t>
+      </w:r>
+    </w:p>
+    <w:p>
+      <w:pPr>
+        <w:pStyle w:val="BodyText"/>
+      </w:pPr>
+      <w:r>
+        <w:t xml:space="preserve">엘레나: 너무 오래요. 계속 시계를 봤어요. 1분 1분이 중요하죠.</w:t>
+      </w:r>
+    </w:p>
+    <w:p>
+      <w:pPr>
+        <w:pStyle w:val="BodyText"/>
+      </w:pPr>
+      <w:r>
+        <w:t xml:space="preserve">노아: …</w:t>
+      </w:r>
+    </w:p>
+    <w:p>
+      <w:pPr>
+        <w:pStyle w:val="BodyText"/>
+      </w:pPr>
+      <w:r>
+        <w:t xml:space="preserve">엘레나: 지금 작은 흉터가 있어요. 괜찮아요, 정말로요. 하지만 그 시계를 잊은 적 없어요. 그래서 전 속도에 신경 써요. 마케팅 때문이 아니라. 다음 환자를 위해서요.</w:t>
+      </w:r>
+    </w:p>
+    <w:p>
+      <w:pPr>
+        <w:pStyle w:val="BodyText"/>
+      </w:pPr>
+      <w:r>
+        <w:t xml:space="preserve">타샤: 5분. 콜 선생님, 확인해 주시겠어요?</w:t>
+      </w:r>
+    </w:p>
+    <w:p>
+      <w:pPr>
+        <w:pStyle w:val="BodyText"/>
+      </w:pPr>
+      <w:r>
+        <w:t xml:space="preserve">콜: 왼쪽… 더 물렁해요. 작아졌고. 오른쪽… 여전히 단단해요.</w:t>
+      </w:r>
+    </w:p>
+    <w:p>
+      <w:pPr>
+        <w:pStyle w:val="BodyText"/>
+      </w:pPr>
+      <w:r>
+        <w:t xml:space="preserve">웨이드: 벌써요?</w:t>
+      </w:r>
+    </w:p>
+    <w:p>
+      <w:pPr>
+        <w:pStyle w:val="BodyText"/>
+      </w:pPr>
+      <w:r>
+        <w:t xml:space="preserve">타샤: 9분. 콜 선생님?</w:t>
+      </w:r>
+    </w:p>
+    <w:p>
+      <w:pPr>
+        <w:pStyle w:val="BodyText"/>
+      </w:pPr>
+      <w:r>
+        <w:t xml:space="preserve">콜: 왼쪽… 못 찾겠어요. 없어졌어요. 오른쪽은 아직 있어요.</w:t>
+      </w:r>
+    </w:p>
+    <w:p>
+      <w:pPr>
+        <w:pStyle w:val="BodyText"/>
+      </w:pPr>
+      <w:r>
+        <w:t xml:space="preserve">키샤: 9분!</w:t>
+      </w:r>
+    </w:p>
+    <w:p>
+      <w:pPr>
+        <w:pStyle w:val="BodyText"/>
+      </w:pPr>
+      <w:r>
+        <w:t xml:space="preserve">엘레나: 팔 하나. 사람 하나. 오늘. 시연이지, 데이터가 아니에요.</w:t>
+      </w:r>
+    </w:p>
+    <w:p>
+      <w:pPr>
+        <w:pStyle w:val="BodyText"/>
+      </w:pPr>
+      <w:r>
+        <w:t xml:space="preserve">타샤: 25분. 오른팔은요?</w:t>
+      </w:r>
+    </w:p>
+    <w:p>
+      <w:pPr>
+        <w:pStyle w:val="BodyText"/>
+      </w:pPr>
+      <w:r>
+        <w:t xml:space="preserve">콜: 작아졌어요. 하지만 아직 느껴져요. 분명하게.</w:t>
+      </w:r>
+    </w:p>
+    <w:p>
+      <w:pPr>
+        <w:pStyle w:val="BodyText"/>
+      </w:pPr>
+      <w:r>
+        <w:t xml:space="preserve">엘레나: 그래서 제가 같은 말을 계속 반복하는 거예요. 저희 연구는 40명, 눈가림으로 2.8배 빠르다고 해요. 그게 데이터예요. 방금 만져 보신 건 팔 하나고요.</w:t>
+      </w:r>
+    </w:p>
+    <w:p>
+      <w:pPr>
+        <w:pStyle w:val="BodyText"/>
+      </w:pPr>
+      <w:r>
+        <w:t xml:space="preserve">콜: 그리고 이건 쇼고요.</w:t>
+      </w:r>
+    </w:p>
+    <w:p>
+      <w:pPr>
+        <w:pStyle w:val="BodyText"/>
+      </w:pPr>
+      <w:r>
+        <w:t xml:space="preserve">엘레나: 이건 쇼죠. 직접 만져 보셨잖아요. 의미는 선생님이 판단하세요.</w:t>
+      </w:r>
+    </w:p>
+    <w:p>
+      <w:pPr>
+        <w:pStyle w:val="BodyText"/>
+      </w:pPr>
+      <w:r>
+        <w:t xml:space="preserve">콜: …공정하네요. 속임수 잡으러 왔는데. 속임수가 없네요.</w:t>
+      </w:r>
+    </w:p>
+    <w:bookmarkEnd w:id="34"/>
+    <w:bookmarkStart w:id="35" w:name="절정전환-veyra-faculty-출범-1"/>
+    <w:p>
+      <w:pPr>
+        <w:pStyle w:val="Heading3"/>
+      </w:pPr>
+      <w:r>
+        <w:t xml:space="preserve">절정·전환 — Veyra Faculty 출범</w:t>
+      </w:r>
+    </w:p>
+    <w:p>
+      <w:pPr>
+        <w:pStyle w:val="FirstParagraph"/>
+      </w:pPr>
+      <w:r>
+        <w:t xml:space="preserve">조이: 점심 전에 발표 하나. 교수진 프로그램을 시작합니다. 베이라 패컬티.</w:t>
+      </w:r>
+    </w:p>
+    <w:p>
+      <w:pPr>
+        <w:pStyle w:val="BodyText"/>
+      </w:pPr>
+      <w:r>
+        <w:t xml:space="preserve">콜: KOL 프로그램. 유료 연자. 백 개는 봤어요.</w:t>
+      </w:r>
+    </w:p>
+    <w:p>
+      <w:pPr>
+        <w:pStyle w:val="BodyText"/>
+      </w:pPr>
+      <w:r>
+        <w:t xml:space="preserve">노아: 그럼 우리 건 어떻게 달라야 할지 말해 주세요. 진지하게요.</w:t>
+      </w:r>
+    </w:p>
+    <w:p>
+      <w:pPr>
+        <w:pStyle w:val="BodyText"/>
+      </w:pPr>
+      <w:r>
+        <w:t xml:space="preserve">콜: 마케팅이 쓴 대본 금지. 한계를 깨알 같은 글씨에 숨기기 금지. 그리고 진심도 아닌 의견에 의사들한테 돈 주기 금지. 그렇게 하면 진지하게 봐 드리죠.</w:t>
+      </w:r>
+    </w:p>
+    <w:p>
+      <w:pPr>
+        <w:pStyle w:val="BodyText"/>
+      </w:pPr>
+      <w:r>
+        <w:t xml:space="preserve">조이: 그거… 거의 정확히 저희 규칙이에요.</w:t>
+      </w:r>
+    </w:p>
+    <w:p>
+      <w:pPr>
+        <w:pStyle w:val="BodyText"/>
+      </w:pPr>
+      <w:r>
+        <w:t xml:space="preserve">노아: 규칙 1. 교수진은 가르쳐요. 팔지 않아요.</w:t>
+      </w:r>
+    </w:p>
+    <w:p>
+      <w:pPr>
+        <w:pStyle w:val="BodyText"/>
+      </w:pPr>
+      <w:r>
+        <w:t xml:space="preserve">조이: 규칙 2. 모든 강연에 한계 문구 포함. 읽을 수 있는 크기로.</w:t>
+      </w:r>
+    </w:p>
+    <w:p>
+      <w:pPr>
+        <w:pStyle w:val="BodyText"/>
+      </w:pPr>
+      <w:r>
+        <w:t xml:space="preserve">타샤: 규칙 3. 모든 교수진은 인증 보유. 같은 시험. 예외 없음.</w:t>
+      </w:r>
+    </w:p>
+    <w:p>
+      <w:pPr>
+        <w:pStyle w:val="BodyText"/>
+      </w:pPr>
+      <w:r>
+        <w:t xml:space="preserve">노아: 규칙 4. 교수진은 의견이 아니라 시간에 대해 공정 시장 가치로 보수를 받아요. 그리고 모든 지급 내역은 오픈 페이먼츠에 공개돼서, 누구나 확인할 수 있어요.</w:t>
+      </w:r>
+    </w:p>
+    <w:p>
+      <w:pPr>
+        <w:pStyle w:val="BodyText"/>
+      </w:pPr>
+      <w:r>
+        <w:t xml:space="preserve">콜: 교수진 중 누가 당신네 제품을 비판하면요?</w:t>
+      </w:r>
+    </w:p>
+    <w:p>
+      <w:pPr>
+        <w:pStyle w:val="BodyText"/>
+      </w:pPr>
+      <w:r>
+        <w:t xml:space="preserve">노아: 규칙 5. 우리를 비판해도 돼요. 공개적으로도요. 솔직히, 나중에 온라인에서 읽느니 프로그램 안에서 듣는 게 낫거든요. 비판은 일찍 들을수록 싸요.</w:t>
+      </w:r>
+    </w:p>
+    <w:p>
+      <w:pPr>
+        <w:pStyle w:val="BodyText"/>
+      </w:pPr>
+      <w:r>
+        <w:t xml:space="preserve">웨이드: 그럼 제가 첫 번째 할게요. 받아 준다면.</w:t>
+      </w:r>
+    </w:p>
+    <w:p>
+      <w:pPr>
+        <w:pStyle w:val="BodyText"/>
+      </w:pPr>
+      <w:r>
+        <w:t xml:space="preserve">노아: 웨이드 선생님, 영광이에요.</w:t>
+      </w:r>
+    </w:p>
+    <w:p>
+      <w:pPr>
+        <w:pStyle w:val="BodyText"/>
+      </w:pPr>
+      <w:r>
+        <w:t xml:space="preserve">조이: 레이첼 스타인이 지난주에 동의했어요. 그럼 둘.</w:t>
+      </w:r>
+    </w:p>
+    <w:p>
+      <w:pPr>
+        <w:pStyle w:val="BodyText"/>
+      </w:pPr>
+      <w:r>
+        <w:t xml:space="preserve">타샤: 그리고 간호사 시술자 한 명을 원해요. 동등한 지위로. 키샤?</w:t>
+      </w:r>
+    </w:p>
+    <w:p>
+      <w:pPr>
+        <w:pStyle w:val="BodyText"/>
+      </w:pPr>
+      <w:r>
+        <w:t xml:space="preserve">키샤: 저요? 인증받은 지 나흘 됐는데요.</w:t>
+      </w:r>
+    </w:p>
+    <w:p>
+      <w:pPr>
+        <w:pStyle w:val="BodyText"/>
+      </w:pPr>
+      <w:r>
+        <w:t xml:space="preserve">타샤: 94점. 그리고 모든 벽에 카드를 붙였잖아요.</w:t>
+      </w:r>
+    </w:p>
+    <w:p>
+      <w:pPr>
+        <w:pStyle w:val="BodyText"/>
+      </w:pPr>
+      <w:r>
+        <w:t xml:space="preserve">키샤: …네. 무조건 네.</w:t>
+      </w:r>
+    </w:p>
+    <w:p>
+      <w:pPr>
+        <w:pStyle w:val="BodyText"/>
+      </w:pPr>
+      <w:r>
+        <w:t xml:space="preserve">콜: 교수진엔 안 들어가요. 아직은.</w:t>
+      </w:r>
+    </w:p>
+    <w:p>
+      <w:pPr>
+        <w:pStyle w:val="BodyText"/>
+      </w:pPr>
+      <w:r>
+        <w:t xml:space="preserve">노아: 이해해요.</w:t>
+      </w:r>
+    </w:p>
+    <w:p>
+      <w:pPr>
+        <w:pStyle w:val="BodyText"/>
+      </w:pPr>
+      <w:r>
+        <w:t xml:space="preserve">콜: 하지만 과정은 들을게요. 모듈 4. 어쩌면 나머지도.</w:t>
+      </w:r>
+    </w:p>
+    <w:p>
+      <w:pPr>
+        <w:pStyle w:val="BodyText"/>
+      </w:pPr>
+      <w:r>
+        <w:t xml:space="preserve">타샤: 피어스 선생님 옆에 앉혀 드릴게요. 목요일에 와요. 경쟁하시면 되겠네요.</w:t>
+      </w:r>
+    </w:p>
+    <w:p>
+      <w:pPr>
+        <w:pStyle w:val="BodyText"/>
+      </w:pPr>
+      <w:r>
+        <w:t xml:space="preserve">콜: 앨런 피어스가 듣는다고요? 그럼 나도 무조건 들어요.</w:t>
+      </w:r>
+    </w:p>
+    <w:p>
+      <w:pPr>
+        <w:pStyle w:val="BodyText"/>
+      </w:pPr>
+      <w:r>
+        <w:t xml:space="preserve">하다드: 데릭. 점심 교육. 두 번. 예약해요.</w:t>
+      </w:r>
+    </w:p>
+    <w:p>
+      <w:pPr>
+        <w:pStyle w:val="BodyText"/>
+      </w:pPr>
+      <w:r>
+        <w:t xml:space="preserve">데릭: 예약 완료. 달력 가져왔어요. 미소는 빼고.</w:t>
+      </w:r>
+    </w:p>
+    <w:bookmarkEnd w:id="35"/>
+    <w:bookmarkStart w:id="36" w:name="마무리-오후-1시-정리-1"/>
+    <w:p>
+      <w:pPr>
+        <w:pStyle w:val="Heading3"/>
+      </w:pPr>
+      <w:r>
+        <w:t xml:space="preserve">마무리 — 오후 1시, 정리</w:t>
+      </w:r>
+    </w:p>
+    <w:p>
+      <w:pPr>
+        <w:pStyle w:val="FirstParagraph"/>
+      </w:pPr>
+      <w:r>
+        <w:t xml:space="preserve">조이: 최종 숫자. 참석 53명. 교육 등록 22건. 시험 주문 4건.</w:t>
+      </w:r>
+    </w:p>
+    <w:p>
+      <w:pPr>
+        <w:pStyle w:val="BodyText"/>
+      </w:pPr>
+      <w:r>
+        <w:t xml:space="preserve">노아: 엘레나, 팔은 어때요?</w:t>
+      </w:r>
+    </w:p>
+    <w:p>
+      <w:pPr>
+        <w:pStyle w:val="BodyText"/>
+      </w:pPr>
+      <w:r>
+        <w:t xml:space="preserve">엘레나: 멍들었어요. 양쪽. 그럴 가치 있었어요.</w:t>
+      </w:r>
+    </w:p>
+    <w:p>
+      <w:pPr>
+        <w:pStyle w:val="BodyText"/>
+      </w:pPr>
+      <w:r>
+        <w:t xml:space="preserve">노아: 릴리 이야기를 했네요. 이름 없이.</w:t>
+      </w:r>
+    </w:p>
+    <w:p>
+      <w:pPr>
+        <w:pStyle w:val="BodyText"/>
+      </w:pPr>
+      <w:r>
+        <w:t xml:space="preserve">엘레나: 내 이야기이기도 해요. 그날 밤은 내 시계였고, 매일 그걸 안고 살아요. 하지만 그건 그녀의 얼굴이니까, 오늘 밤 문자해서 다시 말하기 전에 물어볼게요.</w:t>
+      </w:r>
+    </w:p>
+    <w:p>
+      <w:pPr>
+        <w:pStyle w:val="BodyText"/>
+      </w:pPr>
+      <w:r>
+        <w:t xml:space="preserve">노아: 괜찮다고 할 거예요. 먼저 물어보면.</w:t>
+      </w:r>
+    </w:p>
+    <w:p>
+      <w:pPr>
+        <w:pStyle w:val="BodyText"/>
+      </w:pPr>
+      <w:r>
+        <w:t xml:space="preserve">카르멘: 루이즈 선생님! 남편이 방금 문자했어요.</w:t>
+      </w:r>
+      <w:r>
+        <w:t xml:space="preserve"> </w:t>
+      </w:r>
+      <w:r>
+        <w:t xml:space="preserve">“</w:t>
+      </w:r>
+      <w:r>
+        <w:t xml:space="preserve">잘 잤어?</w:t>
+      </w:r>
+      <w:r>
+        <w:t xml:space="preserve">”</w:t>
+      </w:r>
+    </w:p>
+    <w:p>
+      <w:pPr>
+        <w:pStyle w:val="BodyText"/>
+      </w:pPr>
+      <w:r>
+        <w:t xml:space="preserve">엘레나: 쉰 것처럼. 달라 보이지 않게. 그게 목표예요.</w:t>
+      </w:r>
+    </w:p>
+    <w:p>
+      <w:pPr>
+        <w:pStyle w:val="BodyText"/>
+      </w:pPr>
+      <w:r>
+        <w:t xml:space="preserve">데릭: 노아. 나쁜 소식. 점심때 들은 거예요.</w:t>
+      </w:r>
+    </w:p>
+    <w:p>
+      <w:pPr>
+        <w:pStyle w:val="BodyText"/>
+      </w:pPr>
+      <w:r>
+        <w:t xml:space="preserve">노아: 말해요.</w:t>
+      </w:r>
+    </w:p>
+    <w:p>
+      <w:pPr>
+        <w:pStyle w:val="BodyText"/>
+      </w:pPr>
+      <w:r>
+        <w:t xml:space="preserve">데릭: 카일이 의사들한테</w:t>
+      </w:r>
+      <w:r>
+        <w:t xml:space="preserve"> </w:t>
+      </w:r>
+      <w:r>
+        <w:t xml:space="preserve">“</w:t>
+      </w:r>
+      <w:r>
+        <w:t xml:space="preserve">베이라는 빨리 녹아. 그러니 오래 안 가</w:t>
+      </w:r>
+      <w:r>
+        <w:t xml:space="preserve">”</w:t>
+      </w:r>
+      <w:r>
+        <w:t xml:space="preserve">라고 하고 다녀요.</w:t>
+      </w:r>
+    </w:p>
+    <w:p>
+      <w:pPr>
+        <w:pStyle w:val="BodyText"/>
+      </w:pPr>
+      <w:r>
+        <w:t xml:space="preserve">조이: 거짓이에요! 12개월. 71 대 70.</w:t>
+      </w:r>
+    </w:p>
+    <w:p>
+      <w:pPr>
+        <w:pStyle w:val="BodyText"/>
+      </w:pPr>
+      <w:r>
+        <w:t xml:space="preserve">데릭: 거짓인 거 알아요. 하지만 그럴듯하게 들리고, 그래서 위험해요. 바쁜 의사는 ’더 빨리 녹는다’를 듣고 ’더 빨리 분해된다’고 생각해요. 12개월 데이터는 아무도 확인 안 하죠.</w:t>
+      </w:r>
+    </w:p>
+    <w:p>
+      <w:pPr>
+        <w:pStyle w:val="BodyText"/>
+      </w:pPr>
+      <w:r>
+        <w:t xml:space="preserve">노아: 그럼 답하죠. 차분하게. 데이터로. 모든 영업 사원이. 같은 말로.</w:t>
+      </w:r>
+    </w:p>
+    <w:p>
+      <w:pPr>
+        <w:pStyle w:val="BodyText"/>
+      </w:pPr>
+      <w:r>
+        <w:t xml:space="preserve">조이: 배틀카드. 월요일 아침. 커피는 제가 가져올게요. 데릭은 카일의 대사를 가져와요.</w:t>
+      </w:r>
+    </w:p>
+    <w:bookmarkEnd w:id="36"/>
+    <w:bookmarkEnd w:id="37"/>
+    <w:bookmarkEnd w:id="38"/>
     <w:sectPr/>
   </w:body>
 </w:document>
@@ -4055,583 +4002,8 @@
       </w:pPr>
     </w:lvl>
   </w:abstractNum>
-  <w:abstractNum w:abstractNumId="99411">
-    <w:nsid w:val="A99411"/>
-    <w:multiLevelType w:val="multilevel"/>
-    <w:lvl w:ilvl="0">
-      <w:start w:val="1"/>
-      <w:numFmt w:val="decimal"/>
-      <w:lvlText w:val="%1."/>
-      <w:lvlJc w:val="left"/>
-      <w:pPr>
-        <w:ind w:left="720" w:hanging="480"/>
-      </w:pPr>
-    </w:lvl>
-    <w:lvl w:ilvl="1">
-      <w:start w:val="1"/>
-      <w:numFmt w:val="decimal"/>
-      <w:lvlText w:val="%2."/>
-      <w:lvlJc w:val="left"/>
-      <w:pPr>
-        <w:ind w:left="1440" w:hanging="480"/>
-      </w:pPr>
-    </w:lvl>
-    <w:lvl w:ilvl="2">
-      <w:start w:val="1"/>
-      <w:numFmt w:val="decimal"/>
-      <w:lvlText w:val="%3."/>
-      <w:lvlJc w:val="left"/>
-      <w:pPr>
-        <w:ind w:left="2160" w:hanging="480"/>
-      </w:pPr>
-    </w:lvl>
-    <w:lvl w:ilvl="3">
-      <w:start w:val="1"/>
-      <w:numFmt w:val="decimal"/>
-      <w:lvlText w:val="%4."/>
-      <w:lvlJc w:val="left"/>
-      <w:pPr>
-        <w:ind w:left="2880" w:hanging="480"/>
-      </w:pPr>
-    </w:lvl>
-    <w:lvl w:ilvl="4">
-      <w:start w:val="1"/>
-      <w:numFmt w:val="decimal"/>
-      <w:lvlText w:val="%5."/>
-      <w:lvlJc w:val="left"/>
-      <w:pPr>
-        <w:ind w:left="3600" w:hanging="480"/>
-      </w:pPr>
-    </w:lvl>
-    <w:lvl w:ilvl="5">
-      <w:start w:val="1"/>
-      <w:numFmt w:val="decimal"/>
-      <w:lvlText w:val="%6."/>
-      <w:lvlJc w:val="left"/>
-      <w:pPr>
-        <w:ind w:left="4320" w:hanging="480"/>
-      </w:pPr>
-    </w:lvl>
-    <w:lvl w:ilvl="6">
-      <w:start w:val="1"/>
-      <w:numFmt w:val="decimal"/>
-      <w:lvlText w:val="%7."/>
-      <w:lvlJc w:val="left"/>
-      <w:pPr>
-        <w:ind w:left="5040" w:hanging="480"/>
-      </w:pPr>
-    </w:lvl>
-    <w:lvl w:ilvl="7">
-      <w:start w:val="1"/>
-      <w:numFmt w:val="decimal"/>
-      <w:lvlText w:val="%8."/>
-      <w:lvlJc w:val="left"/>
-      <w:pPr>
-        <w:ind w:left="5760" w:hanging="480"/>
-      </w:pPr>
-    </w:lvl>
-    <w:lvl w:ilvl="8">
-      <w:start w:val="1"/>
-      <w:numFmt w:val="decimal"/>
-      <w:lvlText w:val="%9."/>
-      <w:lvlJc w:val="left"/>
-      <w:pPr>
-        <w:ind w:left="6480" w:hanging="480"/>
-      </w:pPr>
-    </w:lvl>
-  </w:abstractNum>
-  <w:abstractNum w:abstractNumId="994116">
-    <w:nsid w:val="A994116"/>
-    <w:multiLevelType w:val="multilevel"/>
-    <w:lvl w:ilvl="0">
-      <w:start w:val="16"/>
-      <w:numFmt w:val="decimal"/>
-      <w:lvlText w:val="%1."/>
-      <w:lvlJc w:val="left"/>
-      <w:pPr>
-        <w:ind w:left="720" w:hanging="480"/>
-      </w:pPr>
-    </w:lvl>
-    <w:lvl w:ilvl="1">
-      <w:start w:val="16"/>
-      <w:numFmt w:val="decimal"/>
-      <w:lvlText w:val="%2."/>
-      <w:lvlJc w:val="left"/>
-      <w:pPr>
-        <w:ind w:left="1440" w:hanging="480"/>
-      </w:pPr>
-    </w:lvl>
-    <w:lvl w:ilvl="2">
-      <w:start w:val="16"/>
-      <w:numFmt w:val="decimal"/>
-      <w:lvlText w:val="%3."/>
-      <w:lvlJc w:val="left"/>
-      <w:pPr>
-        <w:ind w:left="2160" w:hanging="480"/>
-      </w:pPr>
-    </w:lvl>
-    <w:lvl w:ilvl="3">
-      <w:start w:val="16"/>
-      <w:numFmt w:val="decimal"/>
-      <w:lvlText w:val="%4."/>
-      <w:lvlJc w:val="left"/>
-      <w:pPr>
-        <w:ind w:left="2880" w:hanging="480"/>
-      </w:pPr>
-    </w:lvl>
-    <w:lvl w:ilvl="4">
-      <w:start w:val="16"/>
-      <w:numFmt w:val="decimal"/>
-      <w:lvlText w:val="%5."/>
-      <w:lvlJc w:val="left"/>
-      <w:pPr>
-        <w:ind w:left="3600" w:hanging="480"/>
-      </w:pPr>
-    </w:lvl>
-    <w:lvl w:ilvl="5">
-      <w:start w:val="16"/>
-      <w:numFmt w:val="decimal"/>
-      <w:lvlText w:val="%6."/>
-      <w:lvlJc w:val="left"/>
-      <w:pPr>
-        <w:ind w:left="4320" w:hanging="480"/>
-      </w:pPr>
-    </w:lvl>
-    <w:lvl w:ilvl="6">
-      <w:start w:val="16"/>
-      <w:numFmt w:val="decimal"/>
-      <w:lvlText w:val="%7."/>
-      <w:lvlJc w:val="left"/>
-      <w:pPr>
-        <w:ind w:left="5040" w:hanging="480"/>
-      </w:pPr>
-    </w:lvl>
-    <w:lvl w:ilvl="7">
-      <w:start w:val="16"/>
-      <w:numFmt w:val="decimal"/>
-      <w:lvlText w:val="%8."/>
-      <w:lvlJc w:val="left"/>
-      <w:pPr>
-        <w:ind w:left="5760" w:hanging="480"/>
-      </w:pPr>
-    </w:lvl>
-    <w:lvl w:ilvl="8">
-      <w:start w:val="16"/>
-      <w:numFmt w:val="decimal"/>
-      <w:lvlText w:val="%9."/>
-      <w:lvlJc w:val="left"/>
-      <w:pPr>
-        <w:ind w:left="6480" w:hanging="480"/>
-      </w:pPr>
-    </w:lvl>
-  </w:abstractNum>
-  <w:abstractNum w:abstractNumId="994151">
-    <w:nsid w:val="A994151"/>
-    <w:multiLevelType w:val="multilevel"/>
-    <w:lvl w:ilvl="0">
-      <w:start w:val="51"/>
-      <w:numFmt w:val="decimal"/>
-      <w:lvlText w:val="%1."/>
-      <w:lvlJc w:val="left"/>
-      <w:pPr>
-        <w:ind w:left="720" w:hanging="480"/>
-      </w:pPr>
-    </w:lvl>
-    <w:lvl w:ilvl="1">
-      <w:start w:val="51"/>
-      <w:numFmt w:val="decimal"/>
-      <w:lvlText w:val="%2."/>
-      <w:lvlJc w:val="left"/>
-      <w:pPr>
-        <w:ind w:left="1440" w:hanging="480"/>
-      </w:pPr>
-    </w:lvl>
-    <w:lvl w:ilvl="2">
-      <w:start w:val="51"/>
-      <w:numFmt w:val="decimal"/>
-      <w:lvlText w:val="%3."/>
-      <w:lvlJc w:val="left"/>
-      <w:pPr>
-        <w:ind w:left="2160" w:hanging="480"/>
-      </w:pPr>
-    </w:lvl>
-    <w:lvl w:ilvl="3">
-      <w:start w:val="51"/>
-      <w:numFmt w:val="decimal"/>
-      <w:lvlText w:val="%4."/>
-      <w:lvlJc w:val="left"/>
-      <w:pPr>
-        <w:ind w:left="2880" w:hanging="480"/>
-      </w:pPr>
-    </w:lvl>
-    <w:lvl w:ilvl="4">
-      <w:start w:val="51"/>
-      <w:numFmt w:val="decimal"/>
-      <w:lvlText w:val="%5."/>
-      <w:lvlJc w:val="left"/>
-      <w:pPr>
-        <w:ind w:left="3600" w:hanging="480"/>
-      </w:pPr>
-    </w:lvl>
-    <w:lvl w:ilvl="5">
-      <w:start w:val="51"/>
-      <w:numFmt w:val="decimal"/>
-      <w:lvlText w:val="%6."/>
-      <w:lvlJc w:val="left"/>
-      <w:pPr>
-        <w:ind w:left="4320" w:hanging="480"/>
-      </w:pPr>
-    </w:lvl>
-    <w:lvl w:ilvl="6">
-      <w:start w:val="51"/>
-      <w:numFmt w:val="decimal"/>
-      <w:lvlText w:val="%7."/>
-      <w:lvlJc w:val="left"/>
-      <w:pPr>
-        <w:ind w:left="5040" w:hanging="480"/>
-      </w:pPr>
-    </w:lvl>
-    <w:lvl w:ilvl="7">
-      <w:start w:val="51"/>
-      <w:numFmt w:val="decimal"/>
-      <w:lvlText w:val="%8."/>
-      <w:lvlJc w:val="left"/>
-      <w:pPr>
-        <w:ind w:left="5760" w:hanging="480"/>
-      </w:pPr>
-    </w:lvl>
-    <w:lvl w:ilvl="8">
-      <w:start w:val="51"/>
-      <w:numFmt w:val="decimal"/>
-      <w:lvlText w:val="%9."/>
-      <w:lvlJc w:val="left"/>
-      <w:pPr>
-        <w:ind w:left="6480" w:hanging="480"/>
-      </w:pPr>
-    </w:lvl>
-  </w:abstractNum>
-  <w:abstractNum w:abstractNumId="994181">
-    <w:nsid w:val="A994181"/>
-    <w:multiLevelType w:val="multilevel"/>
-    <w:lvl w:ilvl="0">
-      <w:start w:val="81"/>
-      <w:numFmt w:val="decimal"/>
-      <w:lvlText w:val="%1."/>
-      <w:lvlJc w:val="left"/>
-      <w:pPr>
-        <w:ind w:left="720" w:hanging="480"/>
-      </w:pPr>
-    </w:lvl>
-    <w:lvl w:ilvl="1">
-      <w:start w:val="81"/>
-      <w:numFmt w:val="decimal"/>
-      <w:lvlText w:val="%2."/>
-      <w:lvlJc w:val="left"/>
-      <w:pPr>
-        <w:ind w:left="1440" w:hanging="480"/>
-      </w:pPr>
-    </w:lvl>
-    <w:lvl w:ilvl="2">
-      <w:start w:val="81"/>
-      <w:numFmt w:val="decimal"/>
-      <w:lvlText w:val="%3."/>
-      <w:lvlJc w:val="left"/>
-      <w:pPr>
-        <w:ind w:left="2160" w:hanging="480"/>
-      </w:pPr>
-    </w:lvl>
-    <w:lvl w:ilvl="3">
-      <w:start w:val="81"/>
-      <w:numFmt w:val="decimal"/>
-      <w:lvlText w:val="%4."/>
-      <w:lvlJc w:val="left"/>
-      <w:pPr>
-        <w:ind w:left="2880" w:hanging="480"/>
-      </w:pPr>
-    </w:lvl>
-    <w:lvl w:ilvl="4">
-      <w:start w:val="81"/>
-      <w:numFmt w:val="decimal"/>
-      <w:lvlText w:val="%5."/>
-      <w:lvlJc w:val="left"/>
-      <w:pPr>
-        <w:ind w:left="3600" w:hanging="480"/>
-      </w:pPr>
-    </w:lvl>
-    <w:lvl w:ilvl="5">
-      <w:start w:val="81"/>
-      <w:numFmt w:val="decimal"/>
-      <w:lvlText w:val="%6."/>
-      <w:lvlJc w:val="left"/>
-      <w:pPr>
-        <w:ind w:left="4320" w:hanging="480"/>
-      </w:pPr>
-    </w:lvl>
-    <w:lvl w:ilvl="6">
-      <w:start w:val="81"/>
-      <w:numFmt w:val="decimal"/>
-      <w:lvlText w:val="%7."/>
-      <w:lvlJc w:val="left"/>
-      <w:pPr>
-        <w:ind w:left="5040" w:hanging="480"/>
-      </w:pPr>
-    </w:lvl>
-    <w:lvl w:ilvl="7">
-      <w:start w:val="81"/>
-      <w:numFmt w:val="decimal"/>
-      <w:lvlText w:val="%8."/>
-      <w:lvlJc w:val="left"/>
-      <w:pPr>
-        <w:ind w:left="5760" w:hanging="480"/>
-      </w:pPr>
-    </w:lvl>
-    <w:lvl w:ilvl="8">
-      <w:start w:val="81"/>
-      <w:numFmt w:val="decimal"/>
-      <w:lvlText w:val="%9."/>
-      <w:lvlJc w:val="left"/>
-      <w:pPr>
-        <w:ind w:left="6480" w:hanging="480"/>
-      </w:pPr>
-    </w:lvl>
-  </w:abstractNum>
-  <w:abstractNum w:abstractNumId="9941106">
-    <w:nsid w:val="A9941106"/>
-    <w:multiLevelType w:val="multilevel"/>
-    <w:lvl w:ilvl="0">
-      <w:start w:val="106"/>
-      <w:numFmt w:val="decimal"/>
-      <w:lvlText w:val="%1."/>
-      <w:lvlJc w:val="left"/>
-      <w:pPr>
-        <w:ind w:left="720" w:hanging="480"/>
-      </w:pPr>
-    </w:lvl>
-    <w:lvl w:ilvl="1">
-      <w:start w:val="106"/>
-      <w:numFmt w:val="decimal"/>
-      <w:lvlText w:val="%2."/>
-      <w:lvlJc w:val="left"/>
-      <w:pPr>
-        <w:ind w:left="1440" w:hanging="480"/>
-      </w:pPr>
-    </w:lvl>
-    <w:lvl w:ilvl="2">
-      <w:start w:val="106"/>
-      <w:numFmt w:val="decimal"/>
-      <w:lvlText w:val="%3."/>
-      <w:lvlJc w:val="left"/>
-      <w:pPr>
-        <w:ind w:left="2160" w:hanging="480"/>
-      </w:pPr>
-    </w:lvl>
-    <w:lvl w:ilvl="3">
-      <w:start w:val="106"/>
-      <w:numFmt w:val="decimal"/>
-      <w:lvlText w:val="%4."/>
-      <w:lvlJc w:val="left"/>
-      <w:pPr>
-        <w:ind w:left="2880" w:hanging="480"/>
-      </w:pPr>
-    </w:lvl>
-    <w:lvl w:ilvl="4">
-      <w:start w:val="106"/>
-      <w:numFmt w:val="decimal"/>
-      <w:lvlText w:val="%5."/>
-      <w:lvlJc w:val="left"/>
-      <w:pPr>
-        <w:ind w:left="3600" w:hanging="480"/>
-      </w:pPr>
-    </w:lvl>
-    <w:lvl w:ilvl="5">
-      <w:start w:val="106"/>
-      <w:numFmt w:val="decimal"/>
-      <w:lvlText w:val="%6."/>
-      <w:lvlJc w:val="left"/>
-      <w:pPr>
-        <w:ind w:left="4320" w:hanging="480"/>
-      </w:pPr>
-    </w:lvl>
-    <w:lvl w:ilvl="6">
-      <w:start w:val="106"/>
-      <w:numFmt w:val="decimal"/>
-      <w:lvlText w:val="%7."/>
-      <w:lvlJc w:val="left"/>
-      <w:pPr>
-        <w:ind w:left="5040" w:hanging="480"/>
-      </w:pPr>
-    </w:lvl>
-    <w:lvl w:ilvl="7">
-      <w:start w:val="106"/>
-      <w:numFmt w:val="decimal"/>
-      <w:lvlText w:val="%8."/>
-      <w:lvlJc w:val="left"/>
-      <w:pPr>
-        <w:ind w:left="5760" w:hanging="480"/>
-      </w:pPr>
-    </w:lvl>
-    <w:lvl w:ilvl="8">
-      <w:start w:val="106"/>
-      <w:numFmt w:val="decimal"/>
-      <w:lvlText w:val="%9."/>
-      <w:lvlJc w:val="left"/>
-      <w:pPr>
-        <w:ind w:left="6480" w:hanging="480"/>
-      </w:pPr>
-    </w:lvl>
-  </w:abstractNum>
   <w:num w:numId="1000">
     <w:abstractNumId w:val="990"/>
-  </w:num>
-  <w:num w:numId="1001">
-    <w:abstractNumId w:val="99411"/>
-    <w:lvlOverride w:ilvl="0">
-      <w:startOverride w:val="1"/>
-    </w:lvlOverride>
-    <w:lvlOverride w:ilvl="1">
-      <w:startOverride w:val="1"/>
-    </w:lvlOverride>
-    <w:lvlOverride w:ilvl="2">
-      <w:startOverride w:val="1"/>
-    </w:lvlOverride>
-    <w:lvlOverride w:ilvl="3">
-      <w:startOverride w:val="1"/>
-    </w:lvlOverride>
-    <w:lvlOverride w:ilvl="4">
-      <w:startOverride w:val="1"/>
-    </w:lvlOverride>
-    <w:lvlOverride w:ilvl="5">
-      <w:startOverride w:val="1"/>
-    </w:lvlOverride>
-    <w:lvlOverride w:ilvl="6">
-      <w:startOverride w:val="1"/>
-    </w:lvlOverride>
-    <w:lvlOverride w:ilvl="7">
-      <w:startOverride w:val="1"/>
-    </w:lvlOverride>
-    <w:lvlOverride w:ilvl="8">
-      <w:startOverride w:val="1"/>
-    </w:lvlOverride>
-  </w:num>
-  <w:num w:numId="1002">
-    <w:abstractNumId w:val="994116"/>
-    <w:lvlOverride w:ilvl="0">
-      <w:startOverride w:val="16"/>
-    </w:lvlOverride>
-    <w:lvlOverride w:ilvl="1">
-      <w:startOverride w:val="16"/>
-    </w:lvlOverride>
-    <w:lvlOverride w:ilvl="2">
-      <w:startOverride w:val="16"/>
-    </w:lvlOverride>
-    <w:lvlOverride w:ilvl="3">
-      <w:startOverride w:val="16"/>
-    </w:lvlOverride>
-    <w:lvlOverride w:ilvl="4">
-      <w:startOverride w:val="16"/>
-    </w:lvlOverride>
-    <w:lvlOverride w:ilvl="5">
-      <w:startOverride w:val="16"/>
-    </w:lvlOverride>
-    <w:lvlOverride w:ilvl="6">
-      <w:startOverride w:val="16"/>
-    </w:lvlOverride>
-    <w:lvlOverride w:ilvl="7">
-      <w:startOverride w:val="16"/>
-    </w:lvlOverride>
-    <w:lvlOverride w:ilvl="8">
-      <w:startOverride w:val="16"/>
-    </w:lvlOverride>
-  </w:num>
-  <w:num w:numId="1003">
-    <w:abstractNumId w:val="994151"/>
-    <w:lvlOverride w:ilvl="0">
-      <w:startOverride w:val="51"/>
-    </w:lvlOverride>
-    <w:lvlOverride w:ilvl="1">
-      <w:startOverride w:val="51"/>
-    </w:lvlOverride>
-    <w:lvlOverride w:ilvl="2">
-      <w:startOverride w:val="51"/>
-    </w:lvlOverride>
-    <w:lvlOverride w:ilvl="3">
-      <w:startOverride w:val="51"/>
-    </w:lvlOverride>
-    <w:lvlOverride w:ilvl="4">
-      <w:startOverride w:val="51"/>
-    </w:lvlOverride>
-    <w:lvlOverride w:ilvl="5">
-      <w:startOverride w:val="51"/>
-    </w:lvlOverride>
-    <w:lvlOverride w:ilvl="6">
-      <w:startOverride w:val="51"/>
-    </w:lvlOverride>
-    <w:lvlOverride w:ilvl="7">
-      <w:startOverride w:val="51"/>
-    </w:lvlOverride>
-    <w:lvlOverride w:ilvl="8">
-      <w:startOverride w:val="51"/>
-    </w:lvlOverride>
-  </w:num>
-  <w:num w:numId="1004">
-    <w:abstractNumId w:val="994181"/>
-    <w:lvlOverride w:ilvl="0">
-      <w:startOverride w:val="81"/>
-    </w:lvlOverride>
-    <w:lvlOverride w:ilvl="1">
-      <w:startOverride w:val="81"/>
-    </w:lvlOverride>
-    <w:lvlOverride w:ilvl="2">
-      <w:startOverride w:val="81"/>
-    </w:lvlOverride>
-    <w:lvlOverride w:ilvl="3">
-      <w:startOverride w:val="81"/>
-    </w:lvlOverride>
-    <w:lvlOverride w:ilvl="4">
-      <w:startOverride w:val="81"/>
-    </w:lvlOverride>
-    <w:lvlOverride w:ilvl="5">
-      <w:startOverride w:val="81"/>
-    </w:lvlOverride>
-    <w:lvlOverride w:ilvl="6">
-      <w:startOverride w:val="81"/>
-    </w:lvlOverride>
-    <w:lvlOverride w:ilvl="7">
-      <w:startOverride w:val="81"/>
-    </w:lvlOverride>
-    <w:lvlOverride w:ilvl="8">
-      <w:startOverride w:val="81"/>
-    </w:lvlOverride>
-  </w:num>
-  <w:num w:numId="1005">
-    <w:abstractNumId w:val="9941106"/>
-    <w:lvlOverride w:ilvl="0">
-      <w:startOverride w:val="106"/>
-    </w:lvlOverride>
-    <w:lvlOverride w:ilvl="1">
-      <w:startOverride w:val="106"/>
-    </w:lvlOverride>
-    <w:lvlOverride w:ilvl="2">
-      <w:startOverride w:val="106"/>
-    </w:lvlOverride>
-    <w:lvlOverride w:ilvl="3">
-      <w:startOverride w:val="106"/>
-    </w:lvlOverride>
-    <w:lvlOverride w:ilvl="4">
-      <w:startOverride w:val="106"/>
-    </w:lvlOverride>
-    <w:lvlOverride w:ilvl="5">
-      <w:startOverride w:val="106"/>
-    </w:lvlOverride>
-    <w:lvlOverride w:ilvl="6">
-      <w:startOverride w:val="106"/>
-    </w:lvlOverride>
-    <w:lvlOverride w:ilvl="7">
-      <w:startOverride w:val="106"/>
-    </w:lvlOverride>
-    <w:lvlOverride w:ilvl="8">
-      <w:startOverride w:val="106"/>
-    </w:lvlOverride>
   </w:num>
 </w:numbering>
 </file>
